--- a/Knowledge/2-Science/3-Social science/1-Linguistics/0-Intro to Linguistics/5-My Source/3-Chomsky's Three Models of Language.docx
+++ b/Knowledge/2-Science/3-Social science/1-Linguistics/0-Intro to Linguistics/5-My Source/3-Chomsky's Three Models of Language.docx
@@ -38,12 +38,21 @@
         </w:rPr>
         <w:t xml:space="preserve">: </w:t>
       </w:r>
-      <w:r>
-        <w:rPr>
-          <w:b/>
-          <w:shd w:val="clear" w:color="auto" w:fill="B7B7B7"/>
-        </w:rPr>
-        <w:t xml:space="preserve">Chatgpt </w:t>
+      <w:proofErr w:type="spellStart"/>
+      <w:r>
+        <w:rPr>
+          <w:b/>
+          <w:shd w:val="clear" w:color="auto" w:fill="B7B7B7"/>
+        </w:rPr>
+        <w:t>Chatgpt</w:t>
+      </w:r>
+      <w:proofErr w:type="spellEnd"/>
+      <w:r>
+        <w:rPr>
+          <w:b/>
+          <w:shd w:val="clear" w:color="auto" w:fill="B7B7B7"/>
+        </w:rPr>
+        <w:t xml:space="preserve"> </w:t>
       </w:r>
       <w:r>
         <w:rPr>
@@ -52,7 +61,7 @@
           <w:szCs w:val="14"/>
           <w:shd w:val="clear" w:color="auto" w:fill="B7B7B7"/>
         </w:rPr>
-        <w:t>(GPT-5-Standard) at [10/2</w:t>
+        <w:t>(</w:t>
       </w:r>
       <w:r>
         <w:rPr>
@@ -61,16 +70,35 @@
           <w:szCs w:val="14"/>
           <w:shd w:val="clear" w:color="auto" w:fill="B7B7B7"/>
         </w:rPr>
-        <w:t>3</w:t>
-      </w:r>
-      <w:r>
-        <w:rPr>
+        <w:t>GPT</w:t>
+      </w:r>
+      <w:r>
+        <w:rPr>
+          <w:rFonts w:ascii="Cambria Math" w:hAnsi="Cambria Math" w:cs="Cambria Math"/>
           <w:b/>
           <w:sz w:val="14"/>
           <w:szCs w:val="14"/>
           <w:shd w:val="clear" w:color="auto" w:fill="B7B7B7"/>
         </w:rPr>
-        <w:t>/2025]</w:t>
+        <w:t>‑</w:t>
+      </w:r>
+      <w:r>
+        <w:rPr>
+          <w:b/>
+          <w:sz w:val="14"/>
+          <w:szCs w:val="14"/>
+          <w:shd w:val="clear" w:color="auto" w:fill="B7B7B7"/>
+        </w:rPr>
+        <w:t>5 Mini</w:t>
+      </w:r>
+      <w:r>
+        <w:rPr>
+          <w:b/>
+          <w:sz w:val="14"/>
+          <w:szCs w:val="14"/>
+          <w:shd w:val="clear" w:color="auto" w:fill="B7B7B7"/>
+        </w:rPr>
+        <w:t>) at [10/23/2025]</w:t>
       </w:r>
     </w:p>
     <w:p>
@@ -286,7 +314,7 @@
           <w:rFonts w:ascii="Roboto Mono" w:hAnsi="Roboto Mono"/>
         </w:rPr>
         <w:pict w14:anchorId="02E881E7">
-          <v:rect id="_x0000_i1169" style="width:0;height:1.5pt" o:hralign="center" o:hrstd="t" o:hr="t" fillcolor="#a0a0a0" stroked="f"/>
+          <v:rect id="_x0000_i1025" style="width:0;height:1.5pt" o:hralign="center" o:hrstd="t" o:hr="t" fillcolor="#a0a0a0" stroked="f"/>
         </w:pict>
       </w:r>
     </w:p>
@@ -562,7 +590,7 @@
           <w:rFonts w:ascii="Roboto Mono" w:hAnsi="Roboto Mono"/>
         </w:rPr>
         <w:pict w14:anchorId="2CCC1C6A">
-          <v:rect id="_x0000_i1170" style="width:0;height:1.5pt" o:hralign="center" o:hrstd="t" o:hr="t" fillcolor="#a0a0a0" stroked="f"/>
+          <v:rect id="_x0000_i1026" style="width:0;height:1.5pt" o:hralign="center" o:hrstd="t" o:hr="t" fillcolor="#a0a0a0" stroked="f"/>
         </w:pict>
       </w:r>
     </w:p>
@@ -643,7 +671,7 @@
           <w:rFonts w:ascii="Roboto Mono" w:hAnsi="Roboto Mono"/>
         </w:rPr>
         <w:pict w14:anchorId="2D6AC968">
-          <v:rect id="_x0000_i1171" style="width:0;height:1.5pt" o:hralign="center" o:hrstd="t" o:hr="t" fillcolor="#a0a0a0" stroked="f"/>
+          <v:rect id="_x0000_i1027" style="width:0;height:1.5pt" o:hralign="center" o:hrstd="t" o:hr="t" fillcolor="#a0a0a0" stroked="f"/>
         </w:pict>
       </w:r>
     </w:p>
@@ -738,7 +766,7 @@
           <w:rFonts w:ascii="Roboto Mono" w:hAnsi="Roboto Mono"/>
         </w:rPr>
         <w:pict w14:anchorId="74BD5C6A">
-          <v:rect id="_x0000_i1172" style="width:0;height:1.5pt" o:hralign="center" o:hrstd="t" o:hr="t" fillcolor="#a0a0a0" stroked="f"/>
+          <v:rect id="_x0000_i1028" style="width:0;height:1.5pt" o:hralign="center" o:hrstd="t" o:hr="t" fillcolor="#a0a0a0" stroked="f"/>
         </w:pict>
       </w:r>
     </w:p>
@@ -767,12 +795,21 @@
         </w:rPr>
         <w:t xml:space="preserve">: </w:t>
       </w:r>
-      <w:r>
-        <w:rPr>
-          <w:b/>
-          <w:shd w:val="clear" w:color="auto" w:fill="B7B7B7"/>
-        </w:rPr>
-        <w:t xml:space="preserve">Chatgpt </w:t>
+      <w:proofErr w:type="spellStart"/>
+      <w:r>
+        <w:rPr>
+          <w:b/>
+          <w:shd w:val="clear" w:color="auto" w:fill="B7B7B7"/>
+        </w:rPr>
+        <w:t>Chatgpt</w:t>
+      </w:r>
+      <w:proofErr w:type="spellEnd"/>
+      <w:r>
+        <w:rPr>
+          <w:b/>
+          <w:shd w:val="clear" w:color="auto" w:fill="B7B7B7"/>
+        </w:rPr>
+        <w:t xml:space="preserve"> </w:t>
       </w:r>
       <w:r>
         <w:rPr>
@@ -781,91 +818,7 @@
           <w:szCs w:val="14"/>
           <w:shd w:val="clear" w:color="auto" w:fill="B7B7B7"/>
         </w:rPr>
-        <w:t>(GPT-5-Standard) at [10/23/2025]</w:t>
-      </w:r>
-    </w:p>
-    <w:p>
-      <w:pPr>
-        <w:rPr>
-          <w:rFonts w:ascii="Roboto Mono" w:hAnsi="Roboto Mono"/>
-        </w:rPr>
-      </w:pPr>
-      <w:r>
-        <w:rPr>
-          <w:rFonts w:ascii="Roboto Mono" w:hAnsi="Roboto Mono"/>
-        </w:rPr>
-        <w:t xml:space="preserve">Let’s break down </w:t>
-      </w:r>
-      <w:r>
-        <w:rPr>
-          <w:rFonts w:ascii="Roboto Mono" w:hAnsi="Roboto Mono"/>
-          <w:b/>
-          <w:bCs/>
-        </w:rPr>
-        <w:t>Chomsky’s three key models of language</w:t>
-      </w:r>
-      <w:r>
-        <w:rPr>
-          <w:rFonts w:ascii="Roboto Mono" w:hAnsi="Roboto Mono"/>
-        </w:rPr>
-        <w:t xml:space="preserve"> carefully and clearly. These are foundational concepts in modern linguistics.</w:t>
-      </w:r>
-    </w:p>
-    <w:p>
-      <w:pPr>
-        <w:rPr>
-          <w:rFonts w:ascii="Roboto Mono" w:hAnsi="Roboto Mono"/>
-        </w:rPr>
-      </w:pPr>
-      <w:r>
-        <w:rPr>
-          <w:rFonts w:ascii="Roboto Mono" w:hAnsi="Roboto Mono"/>
-        </w:rPr>
-        <w:pict w14:anchorId="7D575B1D">
-          <v:rect id="_x0000_i1267" style="width:0;height:1.5pt" o:hralign="center" o:hrstd="t" o:hr="t" fillcolor="#a0a0a0" stroked="f"/>
-        </w:pict>
-      </w:r>
-    </w:p>
-    <w:p>
-      <w:pPr>
-        <w:pStyle w:val="Heading3"/>
-      </w:pPr>
-      <w:r>
-        <w:t>1️</w:t>
-      </w:r>
-      <w:r>
-        <w:rPr>
-          <w:rFonts w:ascii="Segoe UI Symbol" w:hAnsi="Segoe UI Symbol" w:cs="Segoe UI Symbol"/>
-        </w:rPr>
-        <w:t>⃣</w:t>
-      </w:r>
-      <w:r>
-        <w:t xml:space="preserve"> Linguistic Competence</w:t>
-      </w:r>
-    </w:p>
-    <w:p>
-      <w:pPr>
-        <w:spacing w:before="240" w:after="240"/>
-      </w:pPr>
-      <w:r>
-        <w:rPr>
-          <w:b/>
-          <w:shd w:val="clear" w:color="auto" w:fill="B7B7B7"/>
-        </w:rPr>
-        <w:t># Source</w:t>
-      </w:r>
-      <w:r>
-        <w:rPr>
-          <w:shd w:val="clear" w:color="auto" w:fill="B7B7B7"/>
-        </w:rPr>
-        <w:t xml:space="preserve">: </w:t>
-      </w:r>
-      <w:r>
-        <w:rPr>
-          <w:b/>
-          <w:shd w:val="clear" w:color="auto" w:fill="B7B7B7"/>
-        </w:rPr>
-        <w:t xml:space="preserve">Chatgpt </w:t>
+        <w:t>(</w:t>
       </w:r>
       <w:r>
         <w:rPr>
@@ -874,7 +827,174 @@
           <w:szCs w:val="14"/>
           <w:shd w:val="clear" w:color="auto" w:fill="B7B7B7"/>
         </w:rPr>
-        <w:t>(GPT-5-Standard) at [10/23/2025]</w:t>
+        <w:t>GPT</w:t>
+      </w:r>
+      <w:r>
+        <w:rPr>
+          <w:rFonts w:ascii="Cambria Math" w:hAnsi="Cambria Math" w:cs="Cambria Math"/>
+          <w:b/>
+          <w:sz w:val="14"/>
+          <w:szCs w:val="14"/>
+          <w:shd w:val="clear" w:color="auto" w:fill="B7B7B7"/>
+        </w:rPr>
+        <w:t>‑</w:t>
+      </w:r>
+      <w:r>
+        <w:rPr>
+          <w:b/>
+          <w:sz w:val="14"/>
+          <w:szCs w:val="14"/>
+          <w:shd w:val="clear" w:color="auto" w:fill="B7B7B7"/>
+        </w:rPr>
+        <w:t>5 Mini</w:t>
+      </w:r>
+      <w:r>
+        <w:rPr>
+          <w:b/>
+          <w:sz w:val="14"/>
+          <w:szCs w:val="14"/>
+          <w:shd w:val="clear" w:color="auto" w:fill="B7B7B7"/>
+        </w:rPr>
+        <w:t>) at [10/23/2025]</w:t>
+      </w:r>
+    </w:p>
+    <w:p>
+      <w:pPr>
+        <w:rPr>
+          <w:rFonts w:ascii="Roboto Mono" w:hAnsi="Roboto Mono"/>
+        </w:rPr>
+      </w:pPr>
+      <w:r>
+        <w:rPr>
+          <w:rFonts w:ascii="Roboto Mono" w:hAnsi="Roboto Mono"/>
+        </w:rPr>
+        <w:t xml:space="preserve">Let’s break down </w:t>
+      </w:r>
+      <w:r>
+        <w:rPr>
+          <w:rFonts w:ascii="Roboto Mono" w:hAnsi="Roboto Mono"/>
+          <w:b/>
+          <w:bCs/>
+        </w:rPr>
+        <w:t>Chomsky’s three key models of language</w:t>
+      </w:r>
+      <w:r>
+        <w:rPr>
+          <w:rFonts w:ascii="Roboto Mono" w:hAnsi="Roboto Mono"/>
+        </w:rPr>
+        <w:t xml:space="preserve"> carefully and clearly. These are foundational concepts in modern linguistics.</w:t>
+      </w:r>
+    </w:p>
+    <w:p>
+      <w:pPr>
+        <w:rPr>
+          <w:rFonts w:ascii="Roboto Mono" w:hAnsi="Roboto Mono"/>
+        </w:rPr>
+      </w:pPr>
+      <w:r>
+        <w:rPr>
+          <w:rFonts w:ascii="Roboto Mono" w:hAnsi="Roboto Mono"/>
+        </w:rPr>
+        <w:pict w14:anchorId="7D575B1D">
+          <v:rect id="_x0000_i1029" style="width:0;height:1.5pt" o:hralign="center" o:hrstd="t" o:hr="t" fillcolor="#a0a0a0" stroked="f"/>
+        </w:pict>
+      </w:r>
+    </w:p>
+    <w:p>
+      <w:pPr>
+        <w:pStyle w:val="Heading3"/>
+      </w:pPr>
+      <w:r>
+        <w:t>1️</w:t>
+      </w:r>
+      <w:r>
+        <w:rPr>
+          <w:rFonts w:ascii="Segoe UI Symbol" w:hAnsi="Segoe UI Symbol" w:cs="Segoe UI Symbol"/>
+        </w:rPr>
+        <w:t>⃣</w:t>
+      </w:r>
+      <w:r>
+        <w:t xml:space="preserve"> Linguistic Competence</w:t>
+      </w:r>
+    </w:p>
+    <w:p>
+      <w:pPr>
+        <w:spacing w:before="240" w:after="240"/>
+      </w:pPr>
+      <w:r>
+        <w:rPr>
+          <w:b/>
+          <w:shd w:val="clear" w:color="auto" w:fill="B7B7B7"/>
+        </w:rPr>
+        <w:t># Source</w:t>
+      </w:r>
+      <w:r>
+        <w:rPr>
+          <w:shd w:val="clear" w:color="auto" w:fill="B7B7B7"/>
+        </w:rPr>
+        <w:t xml:space="preserve">: </w:t>
+      </w:r>
+      <w:proofErr w:type="spellStart"/>
+      <w:r>
+        <w:rPr>
+          <w:b/>
+          <w:shd w:val="clear" w:color="auto" w:fill="B7B7B7"/>
+        </w:rPr>
+        <w:t>Chatgpt</w:t>
+      </w:r>
+      <w:proofErr w:type="spellEnd"/>
+      <w:r>
+        <w:rPr>
+          <w:b/>
+          <w:shd w:val="clear" w:color="auto" w:fill="B7B7B7"/>
+        </w:rPr>
+        <w:t xml:space="preserve"> </w:t>
+      </w:r>
+      <w:r>
+        <w:rPr>
+          <w:b/>
+          <w:sz w:val="14"/>
+          <w:szCs w:val="14"/>
+          <w:shd w:val="clear" w:color="auto" w:fill="B7B7B7"/>
+        </w:rPr>
+        <w:t>(</w:t>
+      </w:r>
+      <w:r>
+        <w:rPr>
+          <w:b/>
+          <w:sz w:val="14"/>
+          <w:szCs w:val="14"/>
+          <w:shd w:val="clear" w:color="auto" w:fill="B7B7B7"/>
+        </w:rPr>
+        <w:t>GPT</w:t>
+      </w:r>
+      <w:r>
+        <w:rPr>
+          <w:rFonts w:ascii="Cambria Math" w:hAnsi="Cambria Math" w:cs="Cambria Math"/>
+          <w:b/>
+          <w:sz w:val="14"/>
+          <w:szCs w:val="14"/>
+          <w:shd w:val="clear" w:color="auto" w:fill="B7B7B7"/>
+        </w:rPr>
+        <w:t>‑</w:t>
+      </w:r>
+      <w:r>
+        <w:rPr>
+          <w:b/>
+          <w:sz w:val="14"/>
+          <w:szCs w:val="14"/>
+          <w:shd w:val="clear" w:color="auto" w:fill="B7B7B7"/>
+        </w:rPr>
+        <w:t>5 Mini</w:t>
+      </w:r>
+      <w:r>
+        <w:rPr>
+          <w:b/>
+          <w:sz w:val="14"/>
+          <w:szCs w:val="14"/>
+          <w:shd w:val="clear" w:color="auto" w:fill="B7B7B7"/>
+        </w:rPr>
+        <w:t>) at [10/23/2025]</w:t>
       </w:r>
     </w:p>
     <w:p>
@@ -1088,7 +1208,7 @@
           <w:rFonts w:ascii="Roboto Mono" w:hAnsi="Roboto Mono"/>
         </w:rPr>
         <w:pict w14:anchorId="1B4F6E69">
-          <v:rect id="_x0000_i1268" style="width:0;height:1.5pt" o:hralign="center" o:hrstd="t" o:hr="t" fillcolor="#a0a0a0" stroked="f"/>
+          <v:rect id="_x0000_i1030" style="width:0;height:1.5pt" o:hralign="center" o:hrstd="t" o:hr="t" fillcolor="#a0a0a0" stroked="f"/>
         </w:pict>
       </w:r>
     </w:p>
@@ -1126,12 +1246,21 @@
         </w:rPr>
         <w:t xml:space="preserve">: </w:t>
       </w:r>
-      <w:r>
-        <w:rPr>
-          <w:b/>
-          <w:shd w:val="clear" w:color="auto" w:fill="B7B7B7"/>
-        </w:rPr>
-        <w:t xml:space="preserve">Chatgpt </w:t>
+      <w:proofErr w:type="spellStart"/>
+      <w:r>
+        <w:rPr>
+          <w:b/>
+          <w:shd w:val="clear" w:color="auto" w:fill="B7B7B7"/>
+        </w:rPr>
+        <w:t>Chatgpt</w:t>
+      </w:r>
+      <w:proofErr w:type="spellEnd"/>
+      <w:r>
+        <w:rPr>
+          <w:b/>
+          <w:shd w:val="clear" w:color="auto" w:fill="B7B7B7"/>
+        </w:rPr>
+        <w:t xml:space="preserve"> </w:t>
       </w:r>
       <w:r>
         <w:rPr>
@@ -1140,7 +1269,44 @@
           <w:szCs w:val="14"/>
           <w:shd w:val="clear" w:color="auto" w:fill="B7B7B7"/>
         </w:rPr>
-        <w:t>(GPT-5-Standard) at [10/23/2025]</w:t>
+        <w:t>(</w:t>
+      </w:r>
+      <w:r>
+        <w:rPr>
+          <w:b/>
+          <w:sz w:val="14"/>
+          <w:szCs w:val="14"/>
+          <w:shd w:val="clear" w:color="auto" w:fill="B7B7B7"/>
+        </w:rPr>
+        <w:t>GPT</w:t>
+      </w:r>
+      <w:r>
+        <w:rPr>
+          <w:rFonts w:ascii="Cambria Math" w:hAnsi="Cambria Math" w:cs="Cambria Math"/>
+          <w:b/>
+          <w:sz w:val="14"/>
+          <w:szCs w:val="14"/>
+          <w:shd w:val="clear" w:color="auto" w:fill="B7B7B7"/>
+        </w:rPr>
+        <w:t>‑</w:t>
+      </w:r>
+      <w:r>
+        <w:rPr>
+          <w:b/>
+          <w:sz w:val="14"/>
+          <w:szCs w:val="14"/>
+          <w:shd w:val="clear" w:color="auto" w:fill="B7B7B7"/>
+        </w:rPr>
+        <w:t>5 Mini</w:t>
+      </w:r>
+      <w:r>
+        <w:rPr>
+          <w:b/>
+          <w:sz w:val="14"/>
+          <w:szCs w:val="14"/>
+          <w:shd w:val="clear" w:color="auto" w:fill="B7B7B7"/>
+        </w:rPr>
+        <w:t>) at [10/23/2025]</w:t>
       </w:r>
     </w:p>
     <w:p>
@@ -1367,7 +1533,7 @@
           <w:rFonts w:ascii="Roboto Mono" w:hAnsi="Roboto Mono"/>
         </w:rPr>
         <w:pict w14:anchorId="514B63D2">
-          <v:rect id="_x0000_i1269" style="width:0;height:1.5pt" o:hralign="center" o:hrstd="t" o:hr="t" fillcolor="#a0a0a0" stroked="f"/>
+          <v:rect id="_x0000_i1031" style="width:0;height:1.5pt" o:hralign="center" o:hrstd="t" o:hr="t" fillcolor="#a0a0a0" stroked="f"/>
         </w:pict>
       </w:r>
     </w:p>
@@ -1406,12 +1572,21 @@
         </w:rPr>
         <w:t xml:space="preserve">: </w:t>
       </w:r>
-      <w:r>
-        <w:rPr>
-          <w:b/>
-          <w:shd w:val="clear" w:color="auto" w:fill="B7B7B7"/>
-        </w:rPr>
-        <w:t xml:space="preserve">Chatgpt </w:t>
+      <w:proofErr w:type="spellStart"/>
+      <w:r>
+        <w:rPr>
+          <w:b/>
+          <w:shd w:val="clear" w:color="auto" w:fill="B7B7B7"/>
+        </w:rPr>
+        <w:t>Chatgpt</w:t>
+      </w:r>
+      <w:proofErr w:type="spellEnd"/>
+      <w:r>
+        <w:rPr>
+          <w:b/>
+          <w:shd w:val="clear" w:color="auto" w:fill="B7B7B7"/>
+        </w:rPr>
+        <w:t xml:space="preserve"> </w:t>
       </w:r>
       <w:r>
         <w:rPr>
@@ -1420,7 +1595,44 @@
           <w:szCs w:val="14"/>
           <w:shd w:val="clear" w:color="auto" w:fill="B7B7B7"/>
         </w:rPr>
-        <w:t>(GPT-5-Standard) at [10/23/2025]</w:t>
+        <w:t>(</w:t>
+      </w:r>
+      <w:r>
+        <w:rPr>
+          <w:b/>
+          <w:sz w:val="14"/>
+          <w:szCs w:val="14"/>
+          <w:shd w:val="clear" w:color="auto" w:fill="B7B7B7"/>
+        </w:rPr>
+        <w:t>GPT</w:t>
+      </w:r>
+      <w:r>
+        <w:rPr>
+          <w:rFonts w:ascii="Cambria Math" w:hAnsi="Cambria Math" w:cs="Cambria Math"/>
+          <w:b/>
+          <w:sz w:val="14"/>
+          <w:szCs w:val="14"/>
+          <w:shd w:val="clear" w:color="auto" w:fill="B7B7B7"/>
+        </w:rPr>
+        <w:t>‑</w:t>
+      </w:r>
+      <w:r>
+        <w:rPr>
+          <w:b/>
+          <w:sz w:val="14"/>
+          <w:szCs w:val="14"/>
+          <w:shd w:val="clear" w:color="auto" w:fill="B7B7B7"/>
+        </w:rPr>
+        <w:t>5 Mini</w:t>
+      </w:r>
+      <w:r>
+        <w:rPr>
+          <w:b/>
+          <w:sz w:val="14"/>
+          <w:szCs w:val="14"/>
+          <w:shd w:val="clear" w:color="auto" w:fill="B7B7B7"/>
+        </w:rPr>
+        <w:t>) at [10/23/2025]</w:t>
       </w:r>
     </w:p>
     <w:p>
@@ -1588,7 +1800,7 @@
           <w:rFonts w:ascii="Roboto Mono" w:hAnsi="Roboto Mono"/>
         </w:rPr>
         <w:pict w14:anchorId="54415989">
-          <v:rect id="_x0000_i1270" style="width:0;height:1.5pt" o:hralign="center" o:hrstd="t" o:hr="t" fillcolor="#a0a0a0" stroked="f"/>
+          <v:rect id="_x0000_i1032" style="width:0;height:1.5pt" o:hralign="center" o:hrstd="t" o:hr="t" fillcolor="#a0a0a0" stroked="f"/>
         </w:pict>
       </w:r>
     </w:p>
@@ -1623,12 +1835,21 @@
         </w:rPr>
         <w:t xml:space="preserve">: </w:t>
       </w:r>
-      <w:r>
-        <w:rPr>
-          <w:b/>
-          <w:shd w:val="clear" w:color="auto" w:fill="B7B7B7"/>
-        </w:rPr>
-        <w:t xml:space="preserve">Chatgpt </w:t>
+      <w:proofErr w:type="spellStart"/>
+      <w:r>
+        <w:rPr>
+          <w:b/>
+          <w:shd w:val="clear" w:color="auto" w:fill="B7B7B7"/>
+        </w:rPr>
+        <w:t>Chatgpt</w:t>
+      </w:r>
+      <w:proofErr w:type="spellEnd"/>
+      <w:r>
+        <w:rPr>
+          <w:b/>
+          <w:shd w:val="clear" w:color="auto" w:fill="B7B7B7"/>
+        </w:rPr>
+        <w:t xml:space="preserve"> </w:t>
       </w:r>
       <w:r>
         <w:rPr>
@@ -1637,7 +1858,44 @@
           <w:szCs w:val="14"/>
           <w:shd w:val="clear" w:color="auto" w:fill="B7B7B7"/>
         </w:rPr>
-        <w:t>(GPT-5-Standard) at [10/23/2025]</w:t>
+        <w:t>(</w:t>
+      </w:r>
+      <w:r>
+        <w:rPr>
+          <w:b/>
+          <w:sz w:val="14"/>
+          <w:szCs w:val="14"/>
+          <w:shd w:val="clear" w:color="auto" w:fill="B7B7B7"/>
+        </w:rPr>
+        <w:t>GPT</w:t>
+      </w:r>
+      <w:r>
+        <w:rPr>
+          <w:rFonts w:ascii="Cambria Math" w:hAnsi="Cambria Math" w:cs="Cambria Math"/>
+          <w:b/>
+          <w:sz w:val="14"/>
+          <w:szCs w:val="14"/>
+          <w:shd w:val="clear" w:color="auto" w:fill="B7B7B7"/>
+        </w:rPr>
+        <w:t>‑</w:t>
+      </w:r>
+      <w:r>
+        <w:rPr>
+          <w:b/>
+          <w:sz w:val="14"/>
+          <w:szCs w:val="14"/>
+          <w:shd w:val="clear" w:color="auto" w:fill="B7B7B7"/>
+        </w:rPr>
+        <w:t>5 Mini</w:t>
+      </w:r>
+      <w:r>
+        <w:rPr>
+          <w:b/>
+          <w:sz w:val="14"/>
+          <w:szCs w:val="14"/>
+          <w:shd w:val="clear" w:color="auto" w:fill="B7B7B7"/>
+        </w:rPr>
+        <w:t>) at [10/23/2025]</w:t>
       </w:r>
     </w:p>
     <w:p>
@@ -2005,7 +2263,7 @@
           <w:rFonts w:ascii="Roboto Mono" w:hAnsi="Roboto Mono"/>
         </w:rPr>
         <w:pict w14:anchorId="6A14CC56">
-          <v:rect id="_x0000_i1271" style="width:0;height:1.5pt" o:hralign="center" o:hrstd="t" o:hr="t" fillcolor="#a0a0a0" stroked="f"/>
+          <v:rect id="_x0000_i1033" style="width:0;height:1.5pt" o:hralign="center" o:hrstd="t" o:hr="t" fillcolor="#a0a0a0" stroked="f"/>
         </w:pict>
       </w:r>
     </w:p>
@@ -4126,6 +4384,7 @@
   <w:style w:type="character" w:default="1" w:styleId="DefaultParagraphFont">
     <w:name w:val="Default Paragraph Font"/>
     <w:uiPriority w:val="1"/>
+    <w:semiHidden/>
     <w:unhideWhenUsed/>
   </w:style>
   <w:style w:type="table" w:default="1" w:styleId="TableNormal">

--- a/Knowledge/2-Science/3-Social science/1-Linguistics/0-Intro to Linguistics/5-My Source/3-Chomsky's Three Models of Language.docx
+++ b/Knowledge/2-Science/3-Social science/1-Linguistics/0-Intro to Linguistics/5-My Source/3-Chomsky's Three Models of Language.docx
@@ -27,78 +27,78 @@
       </w:pPr>
       <w:r>
         <w:rPr>
-          <w:b/>
-          <w:shd w:val="clear" w:color="auto" w:fill="B7B7B7"/>
-        </w:rPr>
-        <w:t># Source</w:t>
-      </w:r>
-      <w:r>
-        <w:rPr>
-          <w:shd w:val="clear" w:color="auto" w:fill="B7B7B7"/>
-        </w:rPr>
-        <w:t xml:space="preserve">: </w:t>
-      </w:r>
-      <w:proofErr w:type="spellStart"/>
-      <w:r>
-        <w:rPr>
-          <w:b/>
-          <w:shd w:val="clear" w:color="auto" w:fill="B7B7B7"/>
-        </w:rPr>
-        <w:t>Chatgpt</w:t>
-      </w:r>
-      <w:proofErr w:type="spellEnd"/>
-      <w:r>
-        <w:rPr>
-          <w:b/>
-          <w:shd w:val="clear" w:color="auto" w:fill="B7B7B7"/>
-        </w:rPr>
-        <w:t xml:space="preserve"> </w:t>
-      </w:r>
-      <w:r>
-        <w:rPr>
-          <w:b/>
-          <w:sz w:val="14"/>
-          <w:szCs w:val="14"/>
-          <w:shd w:val="clear" w:color="auto" w:fill="B7B7B7"/>
-        </w:rPr>
-        <w:t>(</w:t>
-      </w:r>
-      <w:r>
-        <w:rPr>
-          <w:b/>
-          <w:sz w:val="14"/>
-          <w:szCs w:val="14"/>
-          <w:shd w:val="clear" w:color="auto" w:fill="B7B7B7"/>
-        </w:rPr>
-        <w:t>GPT</w:t>
-      </w:r>
-      <w:r>
-        <w:rPr>
-          <w:rFonts w:ascii="Cambria Math" w:hAnsi="Cambria Math" w:cs="Cambria Math"/>
-          <w:b/>
-          <w:sz w:val="14"/>
-          <w:szCs w:val="14"/>
-          <w:shd w:val="clear" w:color="auto" w:fill="B7B7B7"/>
+          <w:rFonts w:ascii="Arial" w:eastAsia="Arial" w:hAnsi="Arial" w:cs="Arial"/>
+          <w:b/>
+          <w:color w:val="000000"/>
+          <w:sz w:val="18"/>
+          <w:highlight w:val="lightGray"/>
+        </w:rPr>
+        <w:t># Source: AI Source: Provided by: [Data Path</w:t>
+      </w:r>
+      <w:r>
+        <w:rPr>
+          <w:rFonts w:ascii="Arial" w:eastAsia="Arial" w:hAnsi="Arial" w:cs="Arial"/>
+          <w:color w:val="000000"/>
+          <w:sz w:val="18"/>
+          <w:highlight w:val="lightGray"/>
+        </w:rPr>
+        <w:t xml:space="preserve">: Persons Table -&gt; ID Column: 1, Name_En Column: Motasem Essam] -&gt; </w:t>
+      </w:r>
+      <w:r>
+        <w:rPr>
+          <w:rFonts w:ascii="Arial" w:eastAsia="Arial" w:hAnsi="Arial" w:cs="Arial"/>
+          <w:b/>
+          <w:color w:val="000000"/>
+          <w:sz w:val="18"/>
+          <w:highlight w:val="lightGray"/>
+        </w:rPr>
+        <w:t>From:</w:t>
+      </w:r>
+      <w:r>
+        <w:rPr>
+          <w:rFonts w:ascii="Arial" w:eastAsia="Arial" w:hAnsi="Arial" w:cs="Arial"/>
+          <w:color w:val="000000"/>
+          <w:sz w:val="18"/>
+          <w:highlight w:val="lightGray"/>
+        </w:rPr>
+        <w:t xml:space="preserve"> [Chatgpt (GPT</w:t>
+      </w:r>
+      <w:r>
+        <w:rPr>
+          <w:rFonts w:ascii="Arial" w:eastAsia="Arial" w:hAnsi="Arial" w:cs="Cambria Math"/>
+          <w:color w:val="000000"/>
+          <w:sz w:val="18"/>
+          <w:highlight w:val="lightGray"/>
         </w:rPr>
         <w:t>‑</w:t>
       </w:r>
       <w:r>
         <w:rPr>
-          <w:b/>
-          <w:sz w:val="14"/>
-          <w:szCs w:val="14"/>
-          <w:shd w:val="clear" w:color="auto" w:fill="B7B7B7"/>
-        </w:rPr>
-        <w:t>5 Mini</w:t>
-      </w:r>
-      <w:r>
-        <w:rPr>
-          <w:b/>
-          <w:sz w:val="14"/>
-          <w:szCs w:val="14"/>
-          <w:shd w:val="clear" w:color="auto" w:fill="B7B7B7"/>
-        </w:rPr>
-        <w:t>) at [10/23/2025]</w:t>
+          <w:rFonts w:ascii="Arial" w:eastAsia="Arial" w:hAnsi="Arial" w:cs="Arial"/>
+          <w:color w:val="000000"/>
+          <w:sz w:val="18"/>
+          <w:highlight w:val="lightGray"/>
+        </w:rPr>
+        <w:t xml:space="preserve">5 Mini)] </w:t>
+      </w:r>
+      <w:r>
+        <w:rPr>
+          <w:rFonts w:ascii="Arial" w:eastAsia="Arial" w:hAnsi="Arial" w:cs="Arial"/>
+          <w:b/>
+          <w:color w:val="000000"/>
+          <w:sz w:val="18"/>
+          <w:highlight w:val="lightGray"/>
+        </w:rPr>
+        <w:t>on</w:t>
+      </w:r>
+      <w:r>
+        <w:rPr>
+          <w:rFonts w:ascii="Arial" w:eastAsia="Arial" w:hAnsi="Arial"/>
+          <w:b/>
+          <w:sz w:val="18"/>
+          <w:highlight w:val="lightGray"/>
+        </w:rPr>
+        <w:t xml:space="preserve"> [10/23/2025]</w:t>
       </w:r>
     </w:p>
     <w:p>
@@ -220,6 +220,795 @@
           <w:bCs/>
         </w:rPr>
         <w:t xml:space="preserve"> Who is Noam Chomsky?</w:t>
+      </w:r>
+    </w:p>
+    <w:p>
+      <w:pPr>
+        <w:numPr>
+          <w:ilvl w:val="0"/>
+          <w:numId w:val="1"/>
+        </w:numPr>
+        <w:rPr>
+          <w:rFonts w:ascii="Roboto Mono" w:hAnsi="Roboto Mono"/>
+        </w:rPr>
+      </w:pPr>
+      <w:r>
+        <w:rPr>
+          <w:rFonts w:ascii="Roboto Mono" w:hAnsi="Roboto Mono"/>
+        </w:rPr>
+        <w:t xml:space="preserve">Full name: </w:t>
+      </w:r>
+      <w:r>
+        <w:rPr>
+          <w:rFonts w:ascii="Roboto Mono" w:hAnsi="Roboto Mono"/>
+          <w:b/>
+          <w:bCs/>
+        </w:rPr>
+        <w:t>Avram Noam Chomsky</w:t>
+      </w:r>
+    </w:p>
+    <w:p>
+      <w:pPr>
+        <w:numPr>
+          <w:ilvl w:val="0"/>
+          <w:numId w:val="1"/>
+        </w:numPr>
+        <w:rPr>
+          <w:rFonts w:ascii="Roboto Mono" w:hAnsi="Roboto Mono"/>
+        </w:rPr>
+      </w:pPr>
+      <w:r>
+        <w:rPr>
+          <w:rFonts w:ascii="Roboto Mono" w:hAnsi="Roboto Mono"/>
+        </w:rPr>
+        <w:t xml:space="preserve">Born: </w:t>
+      </w:r>
+      <w:r>
+        <w:rPr>
+          <w:rFonts w:ascii="Roboto Mono" w:hAnsi="Roboto Mono"/>
+          <w:b/>
+          <w:bCs/>
+        </w:rPr>
+        <w:t>1928</w:t>
+      </w:r>
+      <w:r>
+        <w:rPr>
+          <w:rFonts w:ascii="Roboto Mono" w:hAnsi="Roboto Mono"/>
+        </w:rPr>
+        <w:t>, in the United States</w:t>
+      </w:r>
+    </w:p>
+    <w:p>
+      <w:pPr>
+        <w:numPr>
+          <w:ilvl w:val="0"/>
+          <w:numId w:val="1"/>
+        </w:numPr>
+        <w:rPr>
+          <w:rFonts w:ascii="Roboto Mono" w:hAnsi="Roboto Mono"/>
+        </w:rPr>
+      </w:pPr>
+      <w:r>
+        <w:rPr>
+          <w:rFonts w:ascii="Roboto Mono" w:hAnsi="Roboto Mono"/>
+        </w:rPr>
+        <w:t xml:space="preserve">Fields: </w:t>
+      </w:r>
+      <w:r>
+        <w:rPr>
+          <w:rFonts w:ascii="Roboto Mono" w:hAnsi="Roboto Mono"/>
+          <w:b/>
+          <w:bCs/>
+        </w:rPr>
+        <w:t>Linguistics, Cognitive Science, Philosophy, Political Activism</w:t>
+      </w:r>
+    </w:p>
+    <w:p>
+      <w:pPr>
+        <w:rPr>
+          <w:rFonts w:ascii="Roboto Mono" w:hAnsi="Roboto Mono"/>
+        </w:rPr>
+      </w:pPr>
+      <w:r>
+        <w:rPr>
+          <w:rFonts w:ascii="Roboto Mono" w:hAnsi="Roboto Mono"/>
+        </w:rPr>
+        <w:pict>
+          <v:rect id="_x0000_i1025" style="width:0;height:1.5pt" o:hralign="center" o:hrstd="t" o:hr="t" fillcolor="#a0a0a0" stroked="f"/>
+        </w:pict>
+      </w:r>
+    </w:p>
+    <w:p>
+      <w:pPr>
+        <w:rPr>
+          <w:rFonts w:ascii="Roboto Mono" w:hAnsi="Roboto Mono"/>
+          <w:b/>
+          <w:bCs/>
+        </w:rPr>
+      </w:pPr>
+      <w:r>
+        <w:rPr>
+          <w:rFonts w:ascii="Segoe UI Emoji" w:hAnsi="Segoe UI Emoji" w:cs="Segoe UI Emoji"/>
+          <w:b/>
+          <w:bCs/>
+        </w:rPr>
+        <w:t>🗣️</w:t>
+      </w:r>
+      <w:r>
+        <w:rPr>
+          <w:rFonts w:ascii="Roboto Mono" w:hAnsi="Roboto Mono"/>
+          <w:b/>
+          <w:bCs/>
+        </w:rPr>
+        <w:t xml:space="preserve"> In Linguistics</w:t>
+      </w:r>
+    </w:p>
+    <w:p>
+      <w:pPr>
+        <w:rPr>
+          <w:rFonts w:ascii="Roboto Mono" w:hAnsi="Roboto Mono"/>
+        </w:rPr>
+      </w:pPr>
+      <w:r>
+        <w:rPr>
+          <w:rFonts w:ascii="Roboto Mono" w:hAnsi="Roboto Mono"/>
+        </w:rPr>
+        <w:t xml:space="preserve">Chomsky revolutionized the field in the 1950s by introducing </w:t>
+      </w:r>
+      <w:r>
+        <w:rPr>
+          <w:rFonts w:ascii="Roboto Mono" w:hAnsi="Roboto Mono"/>
+          <w:b/>
+          <w:bCs/>
+        </w:rPr>
+        <w:t>Generative Grammar</w:t>
+      </w:r>
+      <w:r>
+        <w:rPr>
+          <w:rFonts w:ascii="Roboto Mono" w:hAnsi="Roboto Mono"/>
+        </w:rPr>
+        <w:t xml:space="preserve">, which studies the </w:t>
+      </w:r>
+      <w:r>
+        <w:rPr>
+          <w:rFonts w:ascii="Roboto Mono" w:hAnsi="Roboto Mono"/>
+          <w:b/>
+          <w:bCs/>
+        </w:rPr>
+        <w:t>mental structures</w:t>
+      </w:r>
+      <w:r>
+        <w:rPr>
+          <w:rFonts w:ascii="Roboto Mono" w:hAnsi="Roboto Mono"/>
+        </w:rPr>
+        <w:t xml:space="preserve"> humans use to produce and understand language.</w:t>
+      </w:r>
+    </w:p>
+    <w:p>
+      <w:pPr>
+        <w:rPr>
+          <w:rFonts w:ascii="Roboto Mono" w:hAnsi="Roboto Mono"/>
+          <w:b/>
+          <w:bCs/>
+        </w:rPr>
+      </w:pPr>
+      <w:r>
+        <w:rPr>
+          <w:rFonts w:ascii="Roboto Mono" w:hAnsi="Roboto Mono"/>
+          <w:b/>
+          <w:bCs/>
+        </w:rPr>
+        <w:t>Key Ideas:</w:t>
+      </w:r>
+    </w:p>
+    <w:p>
+      <w:pPr>
+        <w:numPr>
+          <w:ilvl w:val="0"/>
+          <w:numId w:val="2"/>
+        </w:numPr>
+        <w:rPr>
+          <w:rFonts w:ascii="Roboto Mono" w:hAnsi="Roboto Mono"/>
+        </w:rPr>
+      </w:pPr>
+      <w:r>
+        <w:rPr>
+          <w:rFonts w:ascii="Roboto Mono" w:hAnsi="Roboto Mono"/>
+          <w:b/>
+          <w:bCs/>
+        </w:rPr>
+        <w:t>Universal Grammar (UG):</w:t>
+      </w:r>
+      <w:r>
+        <w:rPr>
+          <w:rFonts w:ascii="Roboto Mono" w:hAnsi="Roboto Mono"/>
+        </w:rPr>
+        <w:br/>
+        <w:t xml:space="preserve">The idea that all human languages share a common structural foundation—an </w:t>
+      </w:r>
+      <w:r>
+        <w:rPr>
+          <w:rFonts w:ascii="Roboto Mono" w:hAnsi="Roboto Mono"/>
+          <w:b/>
+          <w:bCs/>
+        </w:rPr>
+        <w:t>innate set of grammatical principles</w:t>
+      </w:r>
+      <w:r>
+        <w:rPr>
+          <w:rFonts w:ascii="Roboto Mono" w:hAnsi="Roboto Mono"/>
+        </w:rPr>
+        <w:t xml:space="preserve"> in the human mind.</w:t>
+      </w:r>
+    </w:p>
+    <w:p>
+      <w:pPr>
+        <w:numPr>
+          <w:ilvl w:val="0"/>
+          <w:numId w:val="2"/>
+        </w:numPr>
+        <w:rPr>
+          <w:rFonts w:ascii="Roboto Mono" w:hAnsi="Roboto Mono"/>
+        </w:rPr>
+      </w:pPr>
+      <w:r>
+        <w:rPr>
+          <w:rFonts w:ascii="Roboto Mono" w:hAnsi="Roboto Mono"/>
+          <w:b/>
+          <w:bCs/>
+        </w:rPr>
+        <w:t>Competence vs. Performance:</w:t>
+      </w:r>
+    </w:p>
+    <w:p>
+      <w:pPr>
+        <w:numPr>
+          <w:ilvl w:val="1"/>
+          <w:numId w:val="2"/>
+        </w:numPr>
+        <w:rPr>
+          <w:rFonts w:ascii="Roboto Mono" w:hAnsi="Roboto Mono"/>
+        </w:rPr>
+      </w:pPr>
+      <w:r>
+        <w:rPr>
+          <w:rFonts w:ascii="Roboto Mono" w:hAnsi="Roboto Mono"/>
+          <w:i/>
+          <w:iCs/>
+        </w:rPr>
+        <w:t>Competence</w:t>
+      </w:r>
+      <w:r>
+        <w:rPr>
+          <w:rFonts w:ascii="Roboto Mono" w:hAnsi="Roboto Mono"/>
+        </w:rPr>
+        <w:t xml:space="preserve"> = what a speaker </w:t>
+      </w:r>
+      <w:r>
+        <w:rPr>
+          <w:rFonts w:ascii="Roboto Mono" w:hAnsi="Roboto Mono"/>
+          <w:b/>
+          <w:bCs/>
+        </w:rPr>
+        <w:t>knows</w:t>
+      </w:r>
+      <w:r>
+        <w:rPr>
+          <w:rFonts w:ascii="Roboto Mono" w:hAnsi="Roboto Mono"/>
+        </w:rPr>
+        <w:t xml:space="preserve"> about their language (internal grammar).</w:t>
+      </w:r>
+    </w:p>
+    <w:p>
+      <w:pPr>
+        <w:numPr>
+          <w:ilvl w:val="1"/>
+          <w:numId w:val="2"/>
+        </w:numPr>
+        <w:rPr>
+          <w:rFonts w:ascii="Roboto Mono" w:hAnsi="Roboto Mono"/>
+        </w:rPr>
+      </w:pPr>
+      <w:r>
+        <w:rPr>
+          <w:rFonts w:ascii="Roboto Mono" w:hAnsi="Roboto Mono"/>
+          <w:i/>
+          <w:iCs/>
+        </w:rPr>
+        <w:t>Performance</w:t>
+      </w:r>
+      <w:r>
+        <w:rPr>
+          <w:rFonts w:ascii="Roboto Mono" w:hAnsi="Roboto Mono"/>
+        </w:rPr>
+        <w:t xml:space="preserve"> = how a speaker </w:t>
+      </w:r>
+      <w:r>
+        <w:rPr>
+          <w:rFonts w:ascii="Roboto Mono" w:hAnsi="Roboto Mono"/>
+          <w:b/>
+          <w:bCs/>
+        </w:rPr>
+        <w:t>uses</w:t>
+      </w:r>
+      <w:r>
+        <w:rPr>
+          <w:rFonts w:ascii="Roboto Mono" w:hAnsi="Roboto Mono"/>
+        </w:rPr>
+        <w:t xml:space="preserve"> language in real situations (which can include mistakes, pauses, etc.).</w:t>
+      </w:r>
+    </w:p>
+    <w:p>
+      <w:pPr>
+        <w:numPr>
+          <w:ilvl w:val="0"/>
+          <w:numId w:val="2"/>
+        </w:numPr>
+        <w:rPr>
+          <w:rFonts w:ascii="Roboto Mono" w:hAnsi="Roboto Mono"/>
+        </w:rPr>
+      </w:pPr>
+      <w:r>
+        <w:rPr>
+          <w:rFonts w:ascii="Roboto Mono" w:hAnsi="Roboto Mono"/>
+          <w:b/>
+          <w:bCs/>
+        </w:rPr>
+        <w:t>Language Acquisition Device (LAD):</w:t>
+      </w:r>
+      <w:r>
+        <w:rPr>
+          <w:rFonts w:ascii="Roboto Mono" w:hAnsi="Roboto Mono"/>
+        </w:rPr>
+        <w:br/>
+        <w:t xml:space="preserve">A theoretical mechanism in the brain that allows children to </w:t>
+      </w:r>
+      <w:r>
+        <w:rPr>
+          <w:rFonts w:ascii="Roboto Mono" w:hAnsi="Roboto Mono"/>
+          <w:b/>
+          <w:bCs/>
+        </w:rPr>
+        <w:t>acquire language naturally</w:t>
+      </w:r>
+      <w:r>
+        <w:rPr>
+          <w:rFonts w:ascii="Roboto Mono" w:hAnsi="Roboto Mono"/>
+        </w:rPr>
+        <w:t xml:space="preserve"> from limited input.</w:t>
+      </w:r>
+    </w:p>
+    <w:p>
+      <w:pPr>
+        <w:rPr>
+          <w:rFonts w:ascii="Roboto Mono" w:hAnsi="Roboto Mono"/>
+        </w:rPr>
+      </w:pPr>
+      <w:r>
+        <w:rPr>
+          <w:rFonts w:ascii="Roboto Mono" w:hAnsi="Roboto Mono"/>
+        </w:rPr>
+        <w:pict>
+          <v:rect id="_x0000_i1026" style="width:0;height:1.5pt" o:hralign="center" o:hrstd="t" o:hr="t" fillcolor="#a0a0a0" stroked="f"/>
+        </w:pict>
+      </w:r>
+    </w:p>
+    <w:p>
+      <w:pPr>
+        <w:rPr>
+          <w:rFonts w:ascii="Roboto Mono" w:hAnsi="Roboto Mono"/>
+          <w:b/>
+          <w:bCs/>
+        </w:rPr>
+      </w:pPr>
+      <w:r>
+        <w:rPr>
+          <w:rFonts w:ascii="Segoe UI Emoji" w:hAnsi="Segoe UI Emoji" w:cs="Segoe UI Emoji"/>
+          <w:b/>
+          <w:bCs/>
+        </w:rPr>
+        <w:t>🧩</w:t>
+      </w:r>
+      <w:r>
+        <w:rPr>
+          <w:rFonts w:ascii="Roboto Mono" w:hAnsi="Roboto Mono"/>
+          <w:b/>
+          <w:bCs/>
+        </w:rPr>
+        <w:t xml:space="preserve"> In Cognitive Science</w:t>
+      </w:r>
+    </w:p>
+    <w:p>
+      <w:pPr>
+        <w:rPr>
+          <w:rFonts w:ascii="Roboto Mono" w:hAnsi="Roboto Mono"/>
+        </w:rPr>
+      </w:pPr>
+      <w:r>
+        <w:rPr>
+          <w:rFonts w:ascii="Roboto Mono" w:hAnsi="Roboto Mono"/>
+        </w:rPr>
+        <w:t xml:space="preserve">Chomsky helped found the </w:t>
+      </w:r>
+      <w:r>
+        <w:rPr>
+          <w:rFonts w:ascii="Roboto Mono" w:hAnsi="Roboto Mono"/>
+          <w:b/>
+          <w:bCs/>
+        </w:rPr>
+        <w:t>cognitive revolution</w:t>
+      </w:r>
+      <w:r>
+        <w:rPr>
+          <w:rFonts w:ascii="Roboto Mono" w:hAnsi="Roboto Mono"/>
+        </w:rPr>
+        <w:t xml:space="preserve">, rejecting behaviorism (which saw language as learned behavior) and promoting the idea that the mind has </w:t>
+      </w:r>
+      <w:r>
+        <w:rPr>
+          <w:rFonts w:ascii="Roboto Mono" w:hAnsi="Roboto Mono"/>
+          <w:b/>
+          <w:bCs/>
+        </w:rPr>
+        <w:t>innate structures</w:t>
+      </w:r>
+      <w:r>
+        <w:rPr>
+          <w:rFonts w:ascii="Roboto Mono" w:hAnsi="Roboto Mono"/>
+        </w:rPr>
+        <w:t xml:space="preserve"> for language and thought.</w:t>
+      </w:r>
+    </w:p>
+    <w:p>
+      <w:pPr>
+        <w:rPr>
+          <w:rFonts w:ascii="Roboto Mono" w:hAnsi="Roboto Mono"/>
+        </w:rPr>
+      </w:pPr>
+      <w:r>
+        <w:rPr>
+          <w:rFonts w:ascii="Roboto Mono" w:hAnsi="Roboto Mono"/>
+        </w:rPr>
+        <w:pict>
+          <v:rect id="_x0000_i1027" style="width:0;height:1.5pt" o:hralign="center" o:hrstd="t" o:hr="t" fillcolor="#a0a0a0" stroked="f"/>
+        </w:pict>
+      </w:r>
+    </w:p>
+    <w:p>
+      <w:pPr>
+        <w:rPr>
+          <w:rFonts w:ascii="Roboto Mono" w:hAnsi="Roboto Mono"/>
+          <w:b/>
+          <w:bCs/>
+        </w:rPr>
+      </w:pPr>
+      <w:r>
+        <w:rPr>
+          <w:rFonts w:ascii="Segoe UI Emoji" w:hAnsi="Segoe UI Emoji" w:cs="Segoe UI Emoji"/>
+          <w:b/>
+          <w:bCs/>
+        </w:rPr>
+        <w:t>🗳️</w:t>
+      </w:r>
+      <w:r>
+        <w:rPr>
+          <w:rFonts w:ascii="Roboto Mono" w:hAnsi="Roboto Mono"/>
+          <w:b/>
+          <w:bCs/>
+        </w:rPr>
+        <w:t xml:space="preserve"> In Politics</w:t>
+      </w:r>
+    </w:p>
+    <w:p>
+      <w:pPr>
+        <w:rPr>
+          <w:rFonts w:ascii="Roboto Mono" w:hAnsi="Roboto Mono"/>
+        </w:rPr>
+      </w:pPr>
+      <w:r>
+        <w:rPr>
+          <w:rFonts w:ascii="Roboto Mono" w:hAnsi="Roboto Mono"/>
+        </w:rPr>
+        <w:t xml:space="preserve">He’s also well-known as a </w:t>
+      </w:r>
+      <w:r>
+        <w:rPr>
+          <w:rFonts w:ascii="Roboto Mono" w:hAnsi="Roboto Mono"/>
+          <w:b/>
+          <w:bCs/>
+        </w:rPr>
+        <w:t>political activist</w:t>
+      </w:r>
+      <w:r>
+        <w:rPr>
+          <w:rFonts w:ascii="Roboto Mono" w:hAnsi="Roboto Mono"/>
+        </w:rPr>
+        <w:t xml:space="preserve"> and </w:t>
+      </w:r>
+      <w:r>
+        <w:rPr>
+          <w:rFonts w:ascii="Roboto Mono" w:hAnsi="Roboto Mono"/>
+          <w:b/>
+          <w:bCs/>
+        </w:rPr>
+        <w:t>critic of U.S. foreign policy</w:t>
+      </w:r>
+      <w:r>
+        <w:rPr>
+          <w:rFonts w:ascii="Roboto Mono" w:hAnsi="Roboto Mono"/>
+        </w:rPr>
+        <w:t xml:space="preserve">, capitalism, and media manipulation (e.g., </w:t>
+      </w:r>
+      <w:r>
+        <w:rPr>
+          <w:rFonts w:ascii="Roboto Mono" w:hAnsi="Roboto Mono"/>
+          <w:i/>
+          <w:iCs/>
+        </w:rPr>
+        <w:t>Manufacturing Consent</w:t>
+      </w:r>
+      <w:r>
+        <w:rPr>
+          <w:rFonts w:ascii="Roboto Mono" w:hAnsi="Roboto Mono"/>
+        </w:rPr>
+        <w:t>).</w:t>
+      </w:r>
+    </w:p>
+    <w:p>
+      <w:pPr>
+        <w:rPr>
+          <w:rFonts w:ascii="Roboto Mono" w:hAnsi="Roboto Mono"/>
+        </w:rPr>
+      </w:pPr>
+      <w:r>
+        <w:rPr>
+          <w:rFonts w:ascii="Roboto Mono" w:hAnsi="Roboto Mono"/>
+        </w:rPr>
+        <w:pict>
+          <v:rect id="_x0000_i1028" style="width:0;height:1.5pt" o:hralign="center" o:hrstd="t" o:hr="t" fillcolor="#a0a0a0" stroked="f"/>
+        </w:pict>
+      </w:r>
+    </w:p>
+    <w:p>
+      <w:pPr>
+        <w:pStyle w:val="Heading2"/>
+      </w:pPr>
+      <w:r>
+        <w:t>Chomsky’s Three Models of Language</w:t>
+      </w:r>
+    </w:p>
+    <w:p>
+      <w:pPr>
+        <w:spacing w:before="240" w:after="240"/>
+      </w:pPr>
+      <w:r>
+        <w:rPr>
+          <w:rFonts w:ascii="Arial" w:eastAsia="Arial" w:hAnsi="Arial" w:cs="Arial"/>
+          <w:b/>
+          <w:color w:val="000000"/>
+          <w:sz w:val="18"/>
+          <w:highlight w:val="lightGray"/>
+        </w:rPr>
+        <w:t># Source: AI Source: Provided by: [Data Path</w:t>
+      </w:r>
+      <w:r>
+        <w:rPr>
+          <w:rFonts w:ascii="Arial" w:eastAsia="Arial" w:hAnsi="Arial" w:cs="Arial"/>
+          <w:color w:val="000000"/>
+          <w:sz w:val="18"/>
+          <w:highlight w:val="lightGray"/>
+        </w:rPr>
+        <w:t xml:space="preserve">: Persons Table -&gt; ID Column: 1, Name_En Column: Motasem Essam] -&gt; </w:t>
+      </w:r>
+      <w:r>
+        <w:rPr>
+          <w:rFonts w:ascii="Arial" w:eastAsia="Arial" w:hAnsi="Arial" w:cs="Arial"/>
+          <w:b/>
+          <w:color w:val="000000"/>
+          <w:sz w:val="18"/>
+          <w:highlight w:val="lightGray"/>
+        </w:rPr>
+        <w:t>From:</w:t>
+      </w:r>
+      <w:r>
+        <w:rPr>
+          <w:rFonts w:ascii="Arial" w:eastAsia="Arial" w:hAnsi="Arial" w:cs="Arial"/>
+          <w:color w:val="000000"/>
+          <w:sz w:val="18"/>
+          <w:highlight w:val="lightGray"/>
+        </w:rPr>
+        <w:t xml:space="preserve"> [Chatgpt (GPT</w:t>
+      </w:r>
+      <w:r>
+        <w:rPr>
+          <w:rFonts w:ascii="Arial" w:eastAsia="Arial" w:hAnsi="Arial" w:cs="Cambria Math"/>
+          <w:color w:val="000000"/>
+          <w:sz w:val="18"/>
+          <w:highlight w:val="lightGray"/>
+        </w:rPr>
+        <w:t>‑</w:t>
+      </w:r>
+      <w:r>
+        <w:rPr>
+          <w:rFonts w:ascii="Arial" w:eastAsia="Arial" w:hAnsi="Arial" w:cs="Arial"/>
+          <w:color w:val="000000"/>
+          <w:sz w:val="18"/>
+          <w:highlight w:val="lightGray"/>
+        </w:rPr>
+        <w:t xml:space="preserve">5 Mini)] </w:t>
+      </w:r>
+      <w:r>
+        <w:rPr>
+          <w:rFonts w:ascii="Arial" w:eastAsia="Arial" w:hAnsi="Arial" w:cs="Arial"/>
+          <w:b/>
+          <w:color w:val="000000"/>
+          <w:sz w:val="18"/>
+          <w:highlight w:val="lightGray"/>
+        </w:rPr>
+        <w:t>on</w:t>
+      </w:r>
+      <w:r>
+        <w:rPr>
+          <w:rFonts w:ascii="Arial" w:eastAsia="Arial" w:hAnsi="Arial"/>
+          <w:b/>
+          <w:sz w:val="18"/>
+          <w:highlight w:val="lightGray"/>
+        </w:rPr>
+        <w:t xml:space="preserve"> [10/23/2025]</w:t>
+      </w:r>
+    </w:p>
+    <w:p>
+      <w:pPr>
+        <w:rPr>
+          <w:rFonts w:ascii="Roboto Mono" w:hAnsi="Roboto Mono"/>
+        </w:rPr>
+      </w:pPr>
+      <w:r>
+        <w:rPr>
+          <w:rFonts w:ascii="Roboto Mono" w:hAnsi="Roboto Mono"/>
+        </w:rPr>
+        <w:t xml:space="preserve">Let’s break down </w:t>
+      </w:r>
+      <w:r>
+        <w:rPr>
+          <w:rFonts w:ascii="Roboto Mono" w:hAnsi="Roboto Mono"/>
+          <w:b/>
+          <w:bCs/>
+        </w:rPr>
+        <w:t>Chomsky’s three key models of language</w:t>
+      </w:r>
+      <w:r>
+        <w:rPr>
+          <w:rFonts w:ascii="Roboto Mono" w:hAnsi="Roboto Mono"/>
+        </w:rPr>
+        <w:t xml:space="preserve"> carefully and clearly. These are foundational concepts in modern linguistics.</w:t>
+      </w:r>
+    </w:p>
+    <w:p>
+      <w:pPr>
+        <w:rPr>
+          <w:rFonts w:ascii="Roboto Mono" w:hAnsi="Roboto Mono"/>
+        </w:rPr>
+      </w:pPr>
+      <w:r>
+        <w:rPr>
+          <w:rFonts w:ascii="Roboto Mono" w:hAnsi="Roboto Mono"/>
+        </w:rPr>
+        <w:pict>
+          <v:rect id="_x0000_i1029" style="width:0;height:1.5pt" o:hralign="center" o:hrstd="t" o:hr="t" fillcolor="#a0a0a0" stroked="f"/>
+        </w:pict>
+      </w:r>
+    </w:p>
+    <w:p>
+      <w:pPr>
+        <w:pStyle w:val="Heading3"/>
+      </w:pPr>
+      <w:r>
+        <w:t>1️</w:t>
+      </w:r>
+      <w:r>
+        <w:rPr>
+          <w:rFonts w:ascii="Segoe UI Symbol" w:hAnsi="Segoe UI Symbol" w:cs="Segoe UI Symbol"/>
+        </w:rPr>
+        <w:t>⃣</w:t>
+      </w:r>
+      <w:r>
+        <w:t xml:space="preserve"> Linguistic Competence</w:t>
+      </w:r>
+    </w:p>
+    <w:p>
+      <w:pPr>
+        <w:spacing w:before="240" w:after="240"/>
+      </w:pPr>
+      <w:r>
+        <w:rPr>
+          <w:rFonts w:ascii="Arial" w:eastAsia="Arial" w:hAnsi="Arial" w:cs="Arial"/>
+          <w:b/>
+          <w:color w:val="000000"/>
+          <w:sz w:val="18"/>
+          <w:highlight w:val="lightGray"/>
+        </w:rPr>
+        <w:t># Source: AI Source: Provided by: [Data Path</w:t>
+      </w:r>
+      <w:r>
+        <w:rPr>
+          <w:rFonts w:ascii="Arial" w:eastAsia="Arial" w:hAnsi="Arial" w:cs="Arial"/>
+          <w:color w:val="000000"/>
+          <w:sz w:val="18"/>
+          <w:highlight w:val="lightGray"/>
+        </w:rPr>
+        <w:t xml:space="preserve">: Persons Table -&gt; ID Column: 1, Name_En Column: Motasem Essam] -&gt; </w:t>
+      </w:r>
+      <w:r>
+        <w:rPr>
+          <w:rFonts w:ascii="Arial" w:eastAsia="Arial" w:hAnsi="Arial" w:cs="Arial"/>
+          <w:b/>
+          <w:color w:val="000000"/>
+          <w:sz w:val="18"/>
+          <w:highlight w:val="lightGray"/>
+        </w:rPr>
+        <w:t>From:</w:t>
+      </w:r>
+      <w:r>
+        <w:rPr>
+          <w:rFonts w:ascii="Arial" w:eastAsia="Arial" w:hAnsi="Arial" w:cs="Arial"/>
+          <w:color w:val="000000"/>
+          <w:sz w:val="18"/>
+          <w:highlight w:val="lightGray"/>
+        </w:rPr>
+        <w:t xml:space="preserve"> [Chatgpt (GPT</w:t>
+      </w:r>
+      <w:r>
+        <w:rPr>
+          <w:rFonts w:ascii="Arial" w:eastAsia="Arial" w:hAnsi="Arial" w:cs="Cambria Math"/>
+          <w:color w:val="000000"/>
+          <w:sz w:val="18"/>
+          <w:highlight w:val="lightGray"/>
+        </w:rPr>
+        <w:t>‑</w:t>
+      </w:r>
+      <w:r>
+        <w:rPr>
+          <w:rFonts w:ascii="Arial" w:eastAsia="Arial" w:hAnsi="Arial" w:cs="Arial"/>
+          <w:color w:val="000000"/>
+          <w:sz w:val="18"/>
+          <w:highlight w:val="lightGray"/>
+        </w:rPr>
+        <w:t xml:space="preserve">5 Mini)] </w:t>
+      </w:r>
+      <w:r>
+        <w:rPr>
+          <w:rFonts w:ascii="Arial" w:eastAsia="Arial" w:hAnsi="Arial" w:cs="Arial"/>
+          <w:b/>
+          <w:color w:val="000000"/>
+          <w:sz w:val="18"/>
+          <w:highlight w:val="lightGray"/>
+        </w:rPr>
+        <w:t>on</w:t>
+      </w:r>
+      <w:r>
+        <w:rPr>
+          <w:rFonts w:ascii="Arial" w:eastAsia="Arial" w:hAnsi="Arial"/>
+          <w:b/>
+          <w:sz w:val="18"/>
+          <w:highlight w:val="lightGray"/>
+        </w:rPr>
+        <w:t xml:space="preserve"> [10/23/2025]</w:t>
+      </w:r>
+    </w:p>
+    <w:p>
+      <w:pPr>
+        <w:rPr>
+          <w:rFonts w:ascii="Roboto Mono" w:hAnsi="Roboto Mono"/>
+        </w:rPr>
+      </w:pPr>
+      <w:r>
+        <w:rPr>
+          <w:rFonts w:ascii="Roboto Mono" w:hAnsi="Roboto Mono"/>
+          <w:b/>
+          <w:bCs/>
+        </w:rPr>
+        <w:t>Definition:</w:t>
       </w:r>
     </w:p>
     <w:p>
@@ -236,15 +1025,21 @@
         <w:rPr>
           <w:rFonts w:ascii="Roboto Mono" w:hAnsi="Roboto Mono"/>
         </w:rPr>
-        <w:t xml:space="preserve">Full name: </w:t>
-      </w:r>
-      <w:r>
-        <w:rPr>
-          <w:rFonts w:ascii="Roboto Mono" w:hAnsi="Roboto Mono"/>
-          <w:b/>
-          <w:bCs/>
-        </w:rPr>
-        <w:t>Avram Noam Chomsky</w:t>
+        <w:t xml:space="preserve">Refers to a speaker’s </w:t>
+      </w:r>
+      <w:r>
+        <w:rPr>
+          <w:rFonts w:ascii="Roboto Mono" w:hAnsi="Roboto Mono"/>
+          <w:b/>
+          <w:bCs/>
+        </w:rPr>
+        <w:t>internal knowledge of their language</w:t>
+      </w:r>
+      <w:r>
+        <w:rPr>
+          <w:rFonts w:ascii="Roboto Mono" w:hAnsi="Roboto Mono"/>
+        </w:rPr>
+        <w:t>—the mental system of rules that allows them to produce and understand sentences.</w:t>
       </w:r>
     </w:p>
     <w:p>
@@ -261,144 +1056,36 @@
         <w:rPr>
           <w:rFonts w:ascii="Roboto Mono" w:hAnsi="Roboto Mono"/>
         </w:rPr>
-        <w:t xml:space="preserve">Born: </w:t>
-      </w:r>
-      <w:r>
-        <w:rPr>
-          <w:rFonts w:ascii="Roboto Mono" w:hAnsi="Roboto Mono"/>
-          <w:b/>
-          <w:bCs/>
-        </w:rPr>
-        <w:t>1928</w:t>
-      </w:r>
-      <w:r>
-        <w:rPr>
-          <w:rFonts w:ascii="Roboto Mono" w:hAnsi="Roboto Mono"/>
-        </w:rPr>
-        <w:t>, in the United States</w:t>
-      </w:r>
-    </w:p>
-    <w:p>
-      <w:pPr>
-        <w:numPr>
-          <w:ilvl w:val="0"/>
-          <w:numId w:val="3"/>
-        </w:numPr>
-        <w:rPr>
-          <w:rFonts w:ascii="Roboto Mono" w:hAnsi="Roboto Mono"/>
-        </w:rPr>
-      </w:pPr>
-      <w:r>
-        <w:rPr>
-          <w:rFonts w:ascii="Roboto Mono" w:hAnsi="Roboto Mono"/>
-        </w:rPr>
-        <w:t xml:space="preserve">Fields: </w:t>
-      </w:r>
-      <w:r>
-        <w:rPr>
-          <w:rFonts w:ascii="Roboto Mono" w:hAnsi="Roboto Mono"/>
-          <w:b/>
-          <w:bCs/>
-        </w:rPr>
-        <w:t>Linguistics, Cognitive Science, Philosophy, Political Activism</w:t>
-      </w:r>
-    </w:p>
-    <w:p>
-      <w:pPr>
-        <w:rPr>
-          <w:rFonts w:ascii="Roboto Mono" w:hAnsi="Roboto Mono"/>
-        </w:rPr>
-      </w:pPr>
-      <w:r>
-        <w:rPr>
-          <w:rFonts w:ascii="Roboto Mono" w:hAnsi="Roboto Mono"/>
-        </w:rPr>
-        <w:pict w14:anchorId="02E881E7">
-          <v:rect id="_x0000_i1025" style="width:0;height:1.5pt" o:hralign="center" o:hrstd="t" o:hr="t" fillcolor="#a0a0a0" stroked="f"/>
-        </w:pict>
-      </w:r>
-    </w:p>
-    <w:p>
-      <w:pPr>
-        <w:rPr>
-          <w:rFonts w:ascii="Roboto Mono" w:hAnsi="Roboto Mono"/>
-          <w:b/>
-          <w:bCs/>
-        </w:rPr>
-      </w:pPr>
-      <w:r>
-        <w:rPr>
-          <w:rFonts w:ascii="Segoe UI Emoji" w:hAnsi="Segoe UI Emoji" w:cs="Segoe UI Emoji"/>
-          <w:b/>
-          <w:bCs/>
-        </w:rPr>
-        <w:t>🗣️</w:t>
-      </w:r>
-      <w:r>
-        <w:rPr>
-          <w:rFonts w:ascii="Roboto Mono" w:hAnsi="Roboto Mono"/>
-          <w:b/>
-          <w:bCs/>
-        </w:rPr>
-        <w:t xml:space="preserve"> In Linguistics</w:t>
-      </w:r>
-    </w:p>
-    <w:p>
-      <w:pPr>
-        <w:rPr>
-          <w:rFonts w:ascii="Roboto Mono" w:hAnsi="Roboto Mono"/>
-        </w:rPr>
-      </w:pPr>
-      <w:r>
-        <w:rPr>
-          <w:rFonts w:ascii="Roboto Mono" w:hAnsi="Roboto Mono"/>
-        </w:rPr>
-        <w:t xml:space="preserve">Chomsky revolutionized the field in the 1950s by introducing </w:t>
-      </w:r>
-      <w:r>
-        <w:rPr>
-          <w:rFonts w:ascii="Roboto Mono" w:hAnsi="Roboto Mono"/>
-          <w:b/>
-          <w:bCs/>
-        </w:rPr>
-        <w:t>Generative Grammar</w:t>
-      </w:r>
-      <w:r>
-        <w:rPr>
-          <w:rFonts w:ascii="Roboto Mono" w:hAnsi="Roboto Mono"/>
-        </w:rPr>
-        <w:t xml:space="preserve">, which studies the </w:t>
-      </w:r>
-      <w:r>
-        <w:rPr>
-          <w:rFonts w:ascii="Roboto Mono" w:hAnsi="Roboto Mono"/>
-          <w:b/>
-          <w:bCs/>
-        </w:rPr>
-        <w:t>mental structures</w:t>
-      </w:r>
-      <w:r>
-        <w:rPr>
-          <w:rFonts w:ascii="Roboto Mono" w:hAnsi="Roboto Mono"/>
-        </w:rPr>
-        <w:t xml:space="preserve"> humans use to produce and understand language.</w:t>
-      </w:r>
-    </w:p>
-    <w:p>
-      <w:pPr>
-        <w:rPr>
-          <w:rFonts w:ascii="Roboto Mono" w:hAnsi="Roboto Mono"/>
-          <w:b/>
-          <w:bCs/>
-        </w:rPr>
-      </w:pPr>
-      <w:r>
-        <w:rPr>
-          <w:rFonts w:ascii="Roboto Mono" w:hAnsi="Roboto Mono"/>
-          <w:b/>
-          <w:bCs/>
-        </w:rPr>
-        <w:t>Key Ideas:</w:t>
+        <w:t xml:space="preserve">It’s </w:t>
+      </w:r>
+      <w:r>
+        <w:rPr>
+          <w:rFonts w:ascii="Roboto Mono" w:hAnsi="Roboto Mono"/>
+          <w:b/>
+          <w:bCs/>
+        </w:rPr>
+        <w:t>idealized</w:t>
+      </w:r>
+      <w:r>
+        <w:rPr>
+          <w:rFonts w:ascii="Roboto Mono" w:hAnsi="Roboto Mono"/>
+        </w:rPr>
+        <w:t>: it’s about what a speaker knows, not how they actually speak in real life.</w:t>
+      </w:r>
+    </w:p>
+    <w:p>
+      <w:pPr>
+        <w:rPr>
+          <w:rFonts w:ascii="Roboto Mono" w:hAnsi="Roboto Mono"/>
+        </w:rPr>
+      </w:pPr>
+      <w:r>
+        <w:rPr>
+          <w:rFonts w:ascii="Roboto Mono" w:hAnsi="Roboto Mono"/>
+          <w:b/>
+          <w:bCs/>
+        </w:rPr>
+        <w:t>Key Points:</w:t>
       </w:r>
     </w:p>
     <w:p>
@@ -414,31 +1101,22 @@
       <w:r>
         <w:rPr>
           <w:rFonts w:ascii="Roboto Mono" w:hAnsi="Roboto Mono"/>
-          <w:b/>
-          <w:bCs/>
-        </w:rPr>
-        <w:t>Universal Grammar (UG):</w:t>
-      </w:r>
-      <w:r>
-        <w:rPr>
-          <w:rFonts w:ascii="Roboto Mono" w:hAnsi="Roboto Mono"/>
-        </w:rPr>
-        <w:br/>
-        <w:t xml:space="preserve">The idea that all human languages share a common structural foundation—an </w:t>
-      </w:r>
-      <w:r>
-        <w:rPr>
-          <w:rFonts w:ascii="Roboto Mono" w:hAnsi="Roboto Mono"/>
-          <w:b/>
-          <w:bCs/>
-        </w:rPr>
-        <w:t>innate set of grammatical principles</w:t>
-      </w:r>
-      <w:r>
-        <w:rPr>
-          <w:rFonts w:ascii="Roboto Mono" w:hAnsi="Roboto Mono"/>
-        </w:rPr>
-        <w:t xml:space="preserve"> in the human mind.</w:t>
+        </w:rPr>
+        <w:t xml:space="preserve">Focuses on </w:t>
+      </w:r>
+      <w:r>
+        <w:rPr>
+          <w:rFonts w:ascii="Roboto Mono" w:hAnsi="Roboto Mono"/>
+          <w:b/>
+          <w:bCs/>
+        </w:rPr>
+        <w:t>grammar, syntax, and structure</w:t>
+      </w:r>
+      <w:r>
+        <w:rPr>
+          <w:rFonts w:ascii="Roboto Mono" w:hAnsi="Roboto Mono"/>
+        </w:rPr>
+        <w:t xml:space="preserve"> of language.</w:t>
       </w:r>
     </w:p>
     <w:p>
@@ -454,89 +1132,36 @@
       <w:r>
         <w:rPr>
           <w:rFonts w:ascii="Roboto Mono" w:hAnsi="Roboto Mono"/>
-          <w:b/>
-          <w:bCs/>
-        </w:rPr>
-        <w:t>Competence vs. Performance:</w:t>
-      </w:r>
-    </w:p>
-    <w:p>
-      <w:pPr>
-        <w:numPr>
-          <w:ilvl w:val="1"/>
-          <w:numId w:val="4"/>
-        </w:numPr>
-        <w:rPr>
-          <w:rFonts w:ascii="Roboto Mono" w:hAnsi="Roboto Mono"/>
-        </w:rPr>
-      </w:pPr>
+        </w:rPr>
+        <w:t xml:space="preserve">Example: A native English speaker knows instinctively that </w:t>
+      </w:r>
       <w:r>
         <w:rPr>
           <w:rFonts w:ascii="Roboto Mono" w:hAnsi="Roboto Mono"/>
           <w:i/>
           <w:iCs/>
         </w:rPr>
-        <w:t>Competence</w:t>
-      </w:r>
-      <w:r>
-        <w:rPr>
-          <w:rFonts w:ascii="Roboto Mono" w:hAnsi="Roboto Mono"/>
-        </w:rPr>
-        <w:t xml:space="preserve"> = what a speaker </w:t>
-      </w:r>
-      <w:r>
-        <w:rPr>
-          <w:rFonts w:ascii="Roboto Mono" w:hAnsi="Roboto Mono"/>
-          <w:b/>
-          <w:bCs/>
-        </w:rPr>
-        <w:t>knows</w:t>
-      </w:r>
-      <w:r>
-        <w:rPr>
-          <w:rFonts w:ascii="Roboto Mono" w:hAnsi="Roboto Mono"/>
-        </w:rPr>
-        <w:t xml:space="preserve"> about their language (internal grammar).</w:t>
-      </w:r>
-    </w:p>
-    <w:p>
-      <w:pPr>
-        <w:numPr>
-          <w:ilvl w:val="1"/>
-          <w:numId w:val="4"/>
-        </w:numPr>
-        <w:rPr>
-          <w:rFonts w:ascii="Roboto Mono" w:hAnsi="Roboto Mono"/>
-        </w:rPr>
-      </w:pPr>
+        <w:t>“The cat is on the mat”</w:t>
+      </w:r>
+      <w:r>
+        <w:rPr>
+          <w:rFonts w:ascii="Roboto Mono" w:hAnsi="Roboto Mono"/>
+        </w:rPr>
+        <w:t xml:space="preserve"> is correct, but </w:t>
+      </w:r>
       <w:r>
         <w:rPr>
           <w:rFonts w:ascii="Roboto Mono" w:hAnsi="Roboto Mono"/>
           <w:i/>
           <w:iCs/>
         </w:rPr>
-        <w:lastRenderedPageBreak/>
-        <w:t>Performance</w:t>
-      </w:r>
-      <w:r>
-        <w:rPr>
-          <w:rFonts w:ascii="Roboto Mono" w:hAnsi="Roboto Mono"/>
-        </w:rPr>
-        <w:t xml:space="preserve"> = how a speaker </w:t>
-      </w:r>
-      <w:r>
-        <w:rPr>
-          <w:rFonts w:ascii="Roboto Mono" w:hAnsi="Roboto Mono"/>
-          <w:b/>
-          <w:bCs/>
-        </w:rPr>
-        <w:t>uses</w:t>
-      </w:r>
-      <w:r>
-        <w:rPr>
-          <w:rFonts w:ascii="Roboto Mono" w:hAnsi="Roboto Mono"/>
-        </w:rPr>
-        <w:t xml:space="preserve"> language in real situations (which can include mistakes, pauses, etc.).</w:t>
+        <w:t>“Cat the mat on is”</w:t>
+      </w:r>
+      <w:r>
+        <w:rPr>
+          <w:rFonts w:ascii="Roboto Mono" w:hAnsi="Roboto Mono"/>
+        </w:rPr>
+        <w:t xml:space="preserve"> is not.</w:t>
       </w:r>
     </w:p>
     <w:p>
@@ -552,230 +1177,54 @@
       <w:r>
         <w:rPr>
           <w:rFonts w:ascii="Roboto Mono" w:hAnsi="Roboto Mono"/>
-          <w:b/>
-          <w:bCs/>
-        </w:rPr>
-        <w:t>Language Acquisition Device (LAD):</w:t>
-      </w:r>
-      <w:r>
-        <w:rPr>
-          <w:rFonts w:ascii="Roboto Mono" w:hAnsi="Roboto Mono"/>
-        </w:rPr>
-        <w:br/>
-        <w:t xml:space="preserve">A theoretical mechanism in the brain that allows children to </w:t>
-      </w:r>
-      <w:r>
-        <w:rPr>
-          <w:rFonts w:ascii="Roboto Mono" w:hAnsi="Roboto Mono"/>
-          <w:b/>
-          <w:bCs/>
-        </w:rPr>
-        <w:t>acquire language naturally</w:t>
-      </w:r>
-      <w:r>
-        <w:rPr>
-          <w:rFonts w:ascii="Roboto Mono" w:hAnsi="Roboto Mono"/>
-        </w:rPr>
-        <w:t xml:space="preserve"> from limited input.</w:t>
-      </w:r>
-    </w:p>
-    <w:p>
-      <w:pPr>
-        <w:rPr>
-          <w:rFonts w:ascii="Roboto Mono" w:hAnsi="Roboto Mono"/>
-        </w:rPr>
-      </w:pPr>
-      <w:r>
-        <w:rPr>
-          <w:rFonts w:ascii="Roboto Mono" w:hAnsi="Roboto Mono"/>
-        </w:rPr>
-        <w:pict w14:anchorId="2CCC1C6A">
-          <v:rect id="_x0000_i1026" style="width:0;height:1.5pt" o:hralign="center" o:hrstd="t" o:hr="t" fillcolor="#a0a0a0" stroked="f"/>
+        </w:rPr>
+        <w:t xml:space="preserve">It’s like the </w:t>
+      </w:r>
+      <w:r>
+        <w:rPr>
+          <w:rFonts w:ascii="Roboto Mono" w:hAnsi="Roboto Mono"/>
+          <w:b/>
+          <w:bCs/>
+        </w:rPr>
+        <w:t>“mental dictionary + grammar rules”</w:t>
+      </w:r>
+      <w:r>
+        <w:rPr>
+          <w:rFonts w:ascii="Roboto Mono" w:hAnsi="Roboto Mono"/>
+        </w:rPr>
+        <w:t xml:space="preserve"> of a person.</w:t>
+      </w:r>
+    </w:p>
+    <w:p>
+      <w:pPr>
+        <w:rPr>
+          <w:rFonts w:ascii="Roboto Mono" w:hAnsi="Roboto Mono"/>
+        </w:rPr>
+      </w:pPr>
+      <w:r>
+        <w:rPr>
+          <w:rFonts w:ascii="Roboto Mono" w:hAnsi="Roboto Mono"/>
+        </w:rPr>
+        <w:pict>
+          <v:rect id="_x0000_i1030" style="width:0;height:1.5pt" o:hralign="center" o:hrstd="t" o:hr="t" fillcolor="#a0a0a0" stroked="f"/>
         </w:pict>
       </w:r>
     </w:p>
     <w:p>
       <w:pPr>
-        <w:rPr>
-          <w:rFonts w:ascii="Roboto Mono" w:hAnsi="Roboto Mono"/>
-          <w:b/>
-          <w:bCs/>
-        </w:rPr>
-      </w:pPr>
-      <w:r>
-        <w:rPr>
-          <w:rFonts w:ascii="Segoe UI Emoji" w:hAnsi="Segoe UI Emoji" w:cs="Segoe UI Emoji"/>
-          <w:b/>
-          <w:bCs/>
-        </w:rPr>
-        <w:t>🧩</w:t>
-      </w:r>
-      <w:r>
-        <w:rPr>
-          <w:rFonts w:ascii="Roboto Mono" w:hAnsi="Roboto Mono"/>
-          <w:b/>
-          <w:bCs/>
-        </w:rPr>
-        <w:t xml:space="preserve"> In Cognitive Science</w:t>
-      </w:r>
-    </w:p>
-    <w:p>
-      <w:pPr>
-        <w:rPr>
-          <w:rFonts w:ascii="Roboto Mono" w:hAnsi="Roboto Mono"/>
-        </w:rPr>
-      </w:pPr>
-      <w:r>
-        <w:rPr>
-          <w:rFonts w:ascii="Roboto Mono" w:hAnsi="Roboto Mono"/>
-        </w:rPr>
-        <w:t xml:space="preserve">Chomsky helped found the </w:t>
-      </w:r>
-      <w:r>
-        <w:rPr>
-          <w:rFonts w:ascii="Roboto Mono" w:hAnsi="Roboto Mono"/>
-          <w:b/>
-          <w:bCs/>
-        </w:rPr>
-        <w:t>cognitive revolution</w:t>
-      </w:r>
-      <w:r>
-        <w:rPr>
-          <w:rFonts w:ascii="Roboto Mono" w:hAnsi="Roboto Mono"/>
-        </w:rPr>
-        <w:t xml:space="preserve">, rejecting behaviorism (which saw language as learned behavior) and promoting the idea that the mind has </w:t>
-      </w:r>
-      <w:r>
-        <w:rPr>
-          <w:rFonts w:ascii="Roboto Mono" w:hAnsi="Roboto Mono"/>
-          <w:b/>
-          <w:bCs/>
-        </w:rPr>
-        <w:t>innate structures</w:t>
-      </w:r>
-      <w:r>
-        <w:rPr>
-          <w:rFonts w:ascii="Roboto Mono" w:hAnsi="Roboto Mono"/>
-        </w:rPr>
-        <w:t xml:space="preserve"> for language and thought.</w:t>
-      </w:r>
-    </w:p>
-    <w:p>
-      <w:pPr>
-        <w:rPr>
-          <w:rFonts w:ascii="Roboto Mono" w:hAnsi="Roboto Mono"/>
-        </w:rPr>
-      </w:pPr>
-      <w:r>
-        <w:rPr>
-          <w:rFonts w:ascii="Roboto Mono" w:hAnsi="Roboto Mono"/>
-        </w:rPr>
-        <w:pict w14:anchorId="2D6AC968">
-          <v:rect id="_x0000_i1027" style="width:0;height:1.5pt" o:hralign="center" o:hrstd="t" o:hr="t" fillcolor="#a0a0a0" stroked="f"/>
-        </w:pict>
-      </w:r>
-    </w:p>
-    <w:p>
-      <w:pPr>
-        <w:rPr>
-          <w:rFonts w:ascii="Roboto Mono" w:hAnsi="Roboto Mono"/>
-          <w:b/>
-          <w:bCs/>
-        </w:rPr>
-      </w:pPr>
-      <w:r>
-        <w:rPr>
-          <w:rFonts w:ascii="Segoe UI Emoji" w:hAnsi="Segoe UI Emoji" w:cs="Segoe UI Emoji"/>
-          <w:b/>
-          <w:bCs/>
-        </w:rPr>
-        <w:t>🗳️</w:t>
-      </w:r>
-      <w:r>
-        <w:rPr>
-          <w:rFonts w:ascii="Roboto Mono" w:hAnsi="Roboto Mono"/>
-          <w:b/>
-          <w:bCs/>
-        </w:rPr>
-        <w:t xml:space="preserve"> In Politics</w:t>
-      </w:r>
-    </w:p>
-    <w:p>
-      <w:pPr>
-        <w:rPr>
-          <w:rFonts w:ascii="Roboto Mono" w:hAnsi="Roboto Mono"/>
-        </w:rPr>
-      </w:pPr>
-      <w:r>
-        <w:rPr>
-          <w:rFonts w:ascii="Roboto Mono" w:hAnsi="Roboto Mono"/>
-        </w:rPr>
-        <w:t xml:space="preserve">He’s also well-known as a </w:t>
-      </w:r>
-      <w:r>
-        <w:rPr>
-          <w:rFonts w:ascii="Roboto Mono" w:hAnsi="Roboto Mono"/>
-          <w:b/>
-          <w:bCs/>
-        </w:rPr>
-        <w:t>political activist</w:t>
-      </w:r>
-      <w:r>
-        <w:rPr>
-          <w:rFonts w:ascii="Roboto Mono" w:hAnsi="Roboto Mono"/>
-        </w:rPr>
-        <w:t xml:space="preserve"> and </w:t>
-      </w:r>
-      <w:r>
-        <w:rPr>
-          <w:rFonts w:ascii="Roboto Mono" w:hAnsi="Roboto Mono"/>
-          <w:b/>
-          <w:bCs/>
-        </w:rPr>
-        <w:t>critic of U.S. foreign policy</w:t>
-      </w:r>
-      <w:r>
-        <w:rPr>
-          <w:rFonts w:ascii="Roboto Mono" w:hAnsi="Roboto Mono"/>
-        </w:rPr>
-        <w:t xml:space="preserve">, capitalism, and media manipulation (e.g., </w:t>
-      </w:r>
-      <w:r>
-        <w:rPr>
-          <w:rFonts w:ascii="Roboto Mono" w:hAnsi="Roboto Mono"/>
-          <w:i/>
-          <w:iCs/>
-        </w:rPr>
-        <w:t>Manufacturing Consent</w:t>
-      </w:r>
-      <w:r>
-        <w:rPr>
-          <w:rFonts w:ascii="Roboto Mono" w:hAnsi="Roboto Mono"/>
-        </w:rPr>
-        <w:t>).</w:t>
-      </w:r>
-    </w:p>
-    <w:p>
-      <w:pPr>
-        <w:rPr>
-          <w:rFonts w:ascii="Roboto Mono" w:hAnsi="Roboto Mono"/>
-        </w:rPr>
-      </w:pPr>
-      <w:r>
-        <w:rPr>
-          <w:rFonts w:ascii="Roboto Mono" w:hAnsi="Roboto Mono"/>
-        </w:rPr>
-        <w:pict w14:anchorId="74BD5C6A">
-          <v:rect id="_x0000_i1028" style="width:0;height:1.5pt" o:hralign="center" o:hrstd="t" o:hr="t" fillcolor="#a0a0a0" stroked="f"/>
-        </w:pict>
-      </w:r>
-    </w:p>
-    <w:p>
-      <w:pPr>
-        <w:pStyle w:val="Heading2"/>
-      </w:pPr>
-      <w:r>
-        <w:t>Chomsky’s Three Models of Language</w:t>
+        <w:pStyle w:val="Heading3"/>
+      </w:pPr>
+      <w:r>
+        <w:t>2️</w:t>
+      </w:r>
+      <w:r>
+        <w:rPr>
+          <w:rFonts w:ascii="Segoe UI Symbol" w:hAnsi="Segoe UI Symbol" w:cs="Segoe UI Symbol"/>
+        </w:rPr>
+        <w:t>⃣</w:t>
+      </w:r>
+      <w:r>
+        <w:t xml:space="preserve"> Linguistic Performance</w:t>
       </w:r>
     </w:p>
     <w:p>
@@ -784,217 +1233,78 @@
       </w:pPr>
       <w:r>
         <w:rPr>
-          <w:b/>
-          <w:shd w:val="clear" w:color="auto" w:fill="B7B7B7"/>
-        </w:rPr>
-        <w:t># Source</w:t>
-      </w:r>
-      <w:r>
-        <w:rPr>
-          <w:shd w:val="clear" w:color="auto" w:fill="B7B7B7"/>
-        </w:rPr>
-        <w:t xml:space="preserve">: </w:t>
-      </w:r>
-      <w:proofErr w:type="spellStart"/>
-      <w:r>
-        <w:rPr>
-          <w:b/>
-          <w:shd w:val="clear" w:color="auto" w:fill="B7B7B7"/>
-        </w:rPr>
-        <w:t>Chatgpt</w:t>
-      </w:r>
-      <w:proofErr w:type="spellEnd"/>
-      <w:r>
-        <w:rPr>
-          <w:b/>
-          <w:shd w:val="clear" w:color="auto" w:fill="B7B7B7"/>
-        </w:rPr>
-        <w:t xml:space="preserve"> </w:t>
-      </w:r>
-      <w:r>
-        <w:rPr>
-          <w:b/>
-          <w:sz w:val="14"/>
-          <w:szCs w:val="14"/>
-          <w:shd w:val="clear" w:color="auto" w:fill="B7B7B7"/>
-        </w:rPr>
-        <w:t>(</w:t>
-      </w:r>
-      <w:r>
-        <w:rPr>
-          <w:b/>
-          <w:sz w:val="14"/>
-          <w:szCs w:val="14"/>
-          <w:shd w:val="clear" w:color="auto" w:fill="B7B7B7"/>
-        </w:rPr>
-        <w:t>GPT</w:t>
-      </w:r>
-      <w:r>
-        <w:rPr>
-          <w:rFonts w:ascii="Cambria Math" w:hAnsi="Cambria Math" w:cs="Cambria Math"/>
-          <w:b/>
-          <w:sz w:val="14"/>
-          <w:szCs w:val="14"/>
-          <w:shd w:val="clear" w:color="auto" w:fill="B7B7B7"/>
+          <w:rFonts w:ascii="Arial" w:eastAsia="Arial" w:hAnsi="Arial" w:cs="Arial"/>
+          <w:b/>
+          <w:color w:val="000000"/>
+          <w:sz w:val="18"/>
+          <w:highlight w:val="lightGray"/>
+        </w:rPr>
+        <w:t># Source: AI Source: Provided by: [Data Path</w:t>
+      </w:r>
+      <w:r>
+        <w:rPr>
+          <w:rFonts w:ascii="Arial" w:eastAsia="Arial" w:hAnsi="Arial" w:cs="Arial"/>
+          <w:color w:val="000000"/>
+          <w:sz w:val="18"/>
+          <w:highlight w:val="lightGray"/>
+        </w:rPr>
+        <w:t xml:space="preserve">: Persons Table -&gt; ID Column: 1, Name_En Column: Motasem Essam] -&gt; </w:t>
+      </w:r>
+      <w:r>
+        <w:rPr>
+          <w:rFonts w:ascii="Arial" w:eastAsia="Arial" w:hAnsi="Arial" w:cs="Arial"/>
+          <w:b/>
+          <w:color w:val="000000"/>
+          <w:sz w:val="18"/>
+          <w:highlight w:val="lightGray"/>
+        </w:rPr>
+        <w:t>From:</w:t>
+      </w:r>
+      <w:r>
+        <w:rPr>
+          <w:rFonts w:ascii="Arial" w:eastAsia="Arial" w:hAnsi="Arial" w:cs="Arial"/>
+          <w:color w:val="000000"/>
+          <w:sz w:val="18"/>
+          <w:highlight w:val="lightGray"/>
+        </w:rPr>
+        <w:t xml:space="preserve"> [Chatgpt (GPT</w:t>
+      </w:r>
+      <w:r>
+        <w:rPr>
+          <w:rFonts w:ascii="Arial" w:eastAsia="Arial" w:hAnsi="Arial" w:cs="Cambria Math"/>
+          <w:color w:val="000000"/>
+          <w:sz w:val="18"/>
+          <w:highlight w:val="lightGray"/>
         </w:rPr>
         <w:t>‑</w:t>
       </w:r>
       <w:r>
         <w:rPr>
-          <w:b/>
-          <w:sz w:val="14"/>
-          <w:szCs w:val="14"/>
-          <w:shd w:val="clear" w:color="auto" w:fill="B7B7B7"/>
-        </w:rPr>
-        <w:t>5 Mini</w:t>
-      </w:r>
-      <w:r>
-        <w:rPr>
-          <w:b/>
-          <w:sz w:val="14"/>
-          <w:szCs w:val="14"/>
-          <w:shd w:val="clear" w:color="auto" w:fill="B7B7B7"/>
-        </w:rPr>
-        <w:t>) at [10/23/2025]</w:t>
-      </w:r>
-    </w:p>
-    <w:p>
-      <w:pPr>
-        <w:rPr>
-          <w:rFonts w:ascii="Roboto Mono" w:hAnsi="Roboto Mono"/>
-        </w:rPr>
-      </w:pPr>
-      <w:r>
-        <w:rPr>
-          <w:rFonts w:ascii="Roboto Mono" w:hAnsi="Roboto Mono"/>
-        </w:rPr>
-        <w:t xml:space="preserve">Let’s break down </w:t>
-      </w:r>
-      <w:r>
-        <w:rPr>
-          <w:rFonts w:ascii="Roboto Mono" w:hAnsi="Roboto Mono"/>
-          <w:b/>
-          <w:bCs/>
-        </w:rPr>
-        <w:t>Chomsky’s three key models of language</w:t>
-      </w:r>
-      <w:r>
-        <w:rPr>
-          <w:rFonts w:ascii="Roboto Mono" w:hAnsi="Roboto Mono"/>
-        </w:rPr>
-        <w:t xml:space="preserve"> carefully and clearly. These are foundational concepts in modern linguistics.</w:t>
-      </w:r>
-    </w:p>
-    <w:p>
-      <w:pPr>
-        <w:rPr>
-          <w:rFonts w:ascii="Roboto Mono" w:hAnsi="Roboto Mono"/>
-        </w:rPr>
-      </w:pPr>
-      <w:r>
-        <w:rPr>
-          <w:rFonts w:ascii="Roboto Mono" w:hAnsi="Roboto Mono"/>
-        </w:rPr>
-        <w:pict w14:anchorId="7D575B1D">
-          <v:rect id="_x0000_i1029" style="width:0;height:1.5pt" o:hralign="center" o:hrstd="t" o:hr="t" fillcolor="#a0a0a0" stroked="f"/>
-        </w:pict>
-      </w:r>
-    </w:p>
-    <w:p>
-      <w:pPr>
-        <w:pStyle w:val="Heading3"/>
-      </w:pPr>
-      <w:r>
-        <w:t>1️</w:t>
-      </w:r>
-      <w:r>
-        <w:rPr>
-          <w:rFonts w:ascii="Segoe UI Symbol" w:hAnsi="Segoe UI Symbol" w:cs="Segoe UI Symbol"/>
-        </w:rPr>
-        <w:t>⃣</w:t>
-      </w:r>
-      <w:r>
-        <w:t xml:space="preserve"> Linguistic Competence</w:t>
-      </w:r>
-    </w:p>
-    <w:p>
-      <w:pPr>
-        <w:spacing w:before="240" w:after="240"/>
-      </w:pPr>
-      <w:r>
-        <w:rPr>
-          <w:b/>
-          <w:shd w:val="clear" w:color="auto" w:fill="B7B7B7"/>
-        </w:rPr>
-        <w:t># Source</w:t>
-      </w:r>
-      <w:r>
-        <w:rPr>
-          <w:shd w:val="clear" w:color="auto" w:fill="B7B7B7"/>
-        </w:rPr>
-        <w:t xml:space="preserve">: </w:t>
-      </w:r>
-      <w:proofErr w:type="spellStart"/>
-      <w:r>
-        <w:rPr>
-          <w:b/>
-          <w:shd w:val="clear" w:color="auto" w:fill="B7B7B7"/>
-        </w:rPr>
-        <w:t>Chatgpt</w:t>
-      </w:r>
-      <w:proofErr w:type="spellEnd"/>
-      <w:r>
-        <w:rPr>
-          <w:b/>
-          <w:shd w:val="clear" w:color="auto" w:fill="B7B7B7"/>
-        </w:rPr>
-        <w:t xml:space="preserve"> </w:t>
-      </w:r>
-      <w:r>
-        <w:rPr>
-          <w:b/>
-          <w:sz w:val="14"/>
-          <w:szCs w:val="14"/>
-          <w:shd w:val="clear" w:color="auto" w:fill="B7B7B7"/>
-        </w:rPr>
-        <w:t>(</w:t>
-      </w:r>
-      <w:r>
-        <w:rPr>
-          <w:b/>
-          <w:sz w:val="14"/>
-          <w:szCs w:val="14"/>
-          <w:shd w:val="clear" w:color="auto" w:fill="B7B7B7"/>
-        </w:rPr>
-        <w:t>GPT</w:t>
-      </w:r>
-      <w:r>
-        <w:rPr>
-          <w:rFonts w:ascii="Cambria Math" w:hAnsi="Cambria Math" w:cs="Cambria Math"/>
-          <w:b/>
-          <w:sz w:val="14"/>
-          <w:szCs w:val="14"/>
-          <w:shd w:val="clear" w:color="auto" w:fill="B7B7B7"/>
-        </w:rPr>
-        <w:t>‑</w:t>
-      </w:r>
-      <w:r>
-        <w:rPr>
-          <w:b/>
-          <w:sz w:val="14"/>
-          <w:szCs w:val="14"/>
-          <w:shd w:val="clear" w:color="auto" w:fill="B7B7B7"/>
-        </w:rPr>
-        <w:t>5 Mini</w:t>
-      </w:r>
-      <w:r>
-        <w:rPr>
-          <w:b/>
-          <w:sz w:val="14"/>
-          <w:szCs w:val="14"/>
-          <w:shd w:val="clear" w:color="auto" w:fill="B7B7B7"/>
-        </w:rPr>
-        <w:t>) at [10/23/2025]</w:t>
+          <w:rFonts w:ascii="Arial" w:eastAsia="Arial" w:hAnsi="Arial" w:cs="Arial"/>
+          <w:color w:val="000000"/>
+          <w:sz w:val="18"/>
+          <w:highlight w:val="lightGray"/>
+        </w:rPr>
+        <w:t xml:space="preserve">5 Mini)] </w:t>
+      </w:r>
+      <w:r>
+        <w:rPr>
+          <w:rFonts w:ascii="Arial" w:eastAsia="Arial" w:hAnsi="Arial" w:cs="Arial"/>
+          <w:b/>
+          <w:color w:val="000000"/>
+          <w:sz w:val="18"/>
+          <w:highlight w:val="lightGray"/>
+        </w:rPr>
+        <w:t>on</w:t>
+      </w:r>
+      <w:r>
+        <w:rPr>
+          <w:rFonts w:ascii="Arial" w:eastAsia="Arial" w:hAnsi="Arial"/>
+          <w:b/>
+          <w:sz w:val="18"/>
+          <w:highlight w:val="lightGray"/>
+        </w:rPr>
+        <w:t xml:space="preserve"> [10/23/2025]</w:t>
       </w:r>
     </w:p>
     <w:p>
@@ -1026,22 +1336,21 @@
         <w:rPr>
           <w:rFonts w:ascii="Roboto Mono" w:hAnsi="Roboto Mono"/>
         </w:rPr>
-        <w:lastRenderedPageBreak/>
-        <w:t xml:space="preserve">Refers to a speaker’s </w:t>
-      </w:r>
-      <w:r>
-        <w:rPr>
-          <w:rFonts w:ascii="Roboto Mono" w:hAnsi="Roboto Mono"/>
-          <w:b/>
-          <w:bCs/>
-        </w:rPr>
-        <w:t>internal knowledge of their language</w:t>
-      </w:r>
-      <w:r>
-        <w:rPr>
-          <w:rFonts w:ascii="Roboto Mono" w:hAnsi="Roboto Mono"/>
-        </w:rPr>
-        <w:t>—the mental system of rules that allows them to produce and understand sentences.</w:t>
+        <w:t xml:space="preserve">Refers to the </w:t>
+      </w:r>
+      <w:r>
+        <w:rPr>
+          <w:rFonts w:ascii="Roboto Mono" w:hAnsi="Roboto Mono"/>
+          <w:b/>
+          <w:bCs/>
+        </w:rPr>
+        <w:t>actual use of language in real situations</w:t>
+      </w:r>
+      <w:r>
+        <w:rPr>
+          <w:rFonts w:ascii="Roboto Mono" w:hAnsi="Roboto Mono"/>
+        </w:rPr>
+        <w:t>.</w:t>
       </w:r>
     </w:p>
     <w:p>
@@ -1058,21 +1367,21 @@
         <w:rPr>
           <w:rFonts w:ascii="Roboto Mono" w:hAnsi="Roboto Mono"/>
         </w:rPr>
-        <w:t xml:space="preserve">It’s </w:t>
-      </w:r>
-      <w:r>
-        <w:rPr>
-          <w:rFonts w:ascii="Roboto Mono" w:hAnsi="Roboto Mono"/>
-          <w:b/>
-          <w:bCs/>
-        </w:rPr>
-        <w:t>idealized</w:t>
-      </w:r>
-      <w:r>
-        <w:rPr>
-          <w:rFonts w:ascii="Roboto Mono" w:hAnsi="Roboto Mono"/>
-        </w:rPr>
-        <w:t>: it’s about what a speaker knows, not how they actually speak in real life.</w:t>
+        <w:t xml:space="preserve">Performance can be affected by </w:t>
+      </w:r>
+      <w:r>
+        <w:rPr>
+          <w:rFonts w:ascii="Roboto Mono" w:hAnsi="Roboto Mono"/>
+          <w:b/>
+          <w:bCs/>
+        </w:rPr>
+        <w:t>memory limits, distractions, errors, fatigue</w:t>
+      </w:r>
+      <w:r>
+        <w:rPr>
+          <w:rFonts w:ascii="Roboto Mono" w:hAnsi="Roboto Mono"/>
+        </w:rPr>
+        <w:t>, etc.</w:t>
       </w:r>
     </w:p>
     <w:p>
@@ -1112,13 +1421,13 @@
           <w:b/>
           <w:bCs/>
         </w:rPr>
-        <w:t>grammar, syntax, and structure</w:t>
-      </w:r>
-      <w:r>
-        <w:rPr>
-          <w:rFonts w:ascii="Roboto Mono" w:hAnsi="Roboto Mono"/>
-        </w:rPr>
-        <w:t xml:space="preserve"> of language.</w:t>
+        <w:t>speaking, listening, reading, and writing</w:t>
+      </w:r>
+      <w:r>
+        <w:rPr>
+          <w:rFonts w:ascii="Roboto Mono" w:hAnsi="Roboto Mono"/>
+        </w:rPr>
+        <w:t>.</w:t>
       </w:r>
     </w:p>
     <w:p>
@@ -1135,7 +1444,7 @@
         <w:rPr>
           <w:rFonts w:ascii="Roboto Mono" w:hAnsi="Roboto Mono"/>
         </w:rPr>
-        <w:t xml:space="preserve">Example: A native English speaker knows instinctively that </w:t>
+        <w:t>Example: Someone may know the correct sentence (</w:t>
       </w:r>
       <w:r>
         <w:rPr>
@@ -1143,13 +1452,13 @@
           <w:i/>
           <w:iCs/>
         </w:rPr>
-        <w:t>“The cat is on the mat”</w:t>
-      </w:r>
-      <w:r>
-        <w:rPr>
-          <w:rFonts w:ascii="Roboto Mono" w:hAnsi="Roboto Mono"/>
-        </w:rPr>
-        <w:t xml:space="preserve"> is correct, but </w:t>
+        <w:t>competence</w:t>
+      </w:r>
+      <w:r>
+        <w:rPr>
+          <w:rFonts w:ascii="Roboto Mono" w:hAnsi="Roboto Mono"/>
+        </w:rPr>
+        <w:t xml:space="preserve">), but while speaking quickly, they might say </w:t>
       </w:r>
       <w:r>
         <w:rPr>
@@ -1157,13 +1466,13 @@
           <w:i/>
           <w:iCs/>
         </w:rPr>
-        <w:t>“Cat the mat on is”</w:t>
-      </w:r>
-      <w:r>
-        <w:rPr>
-          <w:rFonts w:ascii="Roboto Mono" w:hAnsi="Roboto Mono"/>
-        </w:rPr>
-        <w:t xml:space="preserve"> is not.</w:t>
+        <w:t>“The cat on mat is”</w:t>
+      </w:r>
+      <w:r>
+        <w:rPr>
+          <w:rFonts w:ascii="Roboto Mono" w:hAnsi="Roboto Mono"/>
+        </w:rPr>
+        <w:t>—this reflects performance, not a lack of competence.</w:t>
       </w:r>
     </w:p>
     <w:p>
@@ -1180,35 +1489,49 @@
         <w:rPr>
           <w:rFonts w:ascii="Roboto Mono" w:hAnsi="Roboto Mono"/>
         </w:rPr>
-        <w:t xml:space="preserve">It’s like the </w:t>
-      </w:r>
-      <w:r>
-        <w:rPr>
-          <w:rFonts w:ascii="Roboto Mono" w:hAnsi="Roboto Mono"/>
-          <w:b/>
-          <w:bCs/>
-        </w:rPr>
-        <w:t>“mental dictionary + grammar rules”</w:t>
-      </w:r>
-      <w:r>
-        <w:rPr>
-          <w:rFonts w:ascii="Roboto Mono" w:hAnsi="Roboto Mono"/>
-        </w:rPr>
-        <w:t xml:space="preserve"> of a person.</w:t>
-      </w:r>
-    </w:p>
-    <w:p>
-      <w:pPr>
-        <w:rPr>
-          <w:rFonts w:ascii="Roboto Mono" w:hAnsi="Roboto Mono"/>
-        </w:rPr>
-      </w:pPr>
-      <w:r>
-        <w:rPr>
-          <w:rFonts w:ascii="Roboto Mono" w:hAnsi="Roboto Mono"/>
-        </w:rPr>
-        <w:pict w14:anchorId="1B4F6E69">
-          <v:rect id="_x0000_i1030" style="width:0;height:1.5pt" o:hralign="center" o:hrstd="t" o:hr="t" fillcolor="#a0a0a0" stroked="f"/>
+        <w:t xml:space="preserve">Performance is </w:t>
+      </w:r>
+      <w:r>
+        <w:rPr>
+          <w:rFonts w:ascii="Roboto Mono" w:hAnsi="Roboto Mono"/>
+          <w:b/>
+          <w:bCs/>
+        </w:rPr>
+        <w:t>observable</w:t>
+      </w:r>
+      <w:r>
+        <w:rPr>
+          <w:rFonts w:ascii="Roboto Mono" w:hAnsi="Roboto Mono"/>
+        </w:rPr>
+        <w:t xml:space="preserve">, competence is </w:t>
+      </w:r>
+      <w:r>
+        <w:rPr>
+          <w:rFonts w:ascii="Roboto Mono" w:hAnsi="Roboto Mono"/>
+          <w:b/>
+          <w:bCs/>
+        </w:rPr>
+        <w:t>mental</w:t>
+      </w:r>
+      <w:r>
+        <w:rPr>
+          <w:rFonts w:ascii="Roboto Mono" w:hAnsi="Roboto Mono"/>
+        </w:rPr>
+        <w:t>.</w:t>
+      </w:r>
+    </w:p>
+    <w:p>
+      <w:pPr>
+        <w:rPr>
+          <w:rFonts w:ascii="Roboto Mono" w:hAnsi="Roboto Mono"/>
+        </w:rPr>
+      </w:pPr>
+      <w:r>
+        <w:rPr>
+          <w:rFonts w:ascii="Roboto Mono" w:hAnsi="Roboto Mono"/>
+        </w:rPr>
+        <w:pict>
+          <v:rect id="_x0000_i1031" style="width:0;height:1.5pt" o:hralign="center" o:hrstd="t" o:hr="t" fillcolor="#a0a0a0" stroked="f"/>
         </w:pict>
       </w:r>
     </w:p>
@@ -1217,7 +1540,7 @@
         <w:pStyle w:val="Heading3"/>
       </w:pPr>
       <w:r>
-        <w:t>2️</w:t>
+        <w:t>3️</w:t>
       </w:r>
       <w:r>
         <w:rPr>
@@ -1226,7 +1549,7 @@
         <w:t>⃣</w:t>
       </w:r>
       <w:r>
-        <w:t xml:space="preserve"> Linguistic Performance</w:t>
+        <w:t xml:space="preserve"> Language Acquisition Model (LAD)</w:t>
       </w:r>
     </w:p>
     <w:p>
@@ -1235,78 +1558,78 @@
       </w:pPr>
       <w:r>
         <w:rPr>
-          <w:b/>
-          <w:shd w:val="clear" w:color="auto" w:fill="B7B7B7"/>
-        </w:rPr>
-        <w:t># Source</w:t>
-      </w:r>
-      <w:r>
-        <w:rPr>
-          <w:shd w:val="clear" w:color="auto" w:fill="B7B7B7"/>
-        </w:rPr>
-        <w:t xml:space="preserve">: </w:t>
-      </w:r>
-      <w:proofErr w:type="spellStart"/>
-      <w:r>
-        <w:rPr>
-          <w:b/>
-          <w:shd w:val="clear" w:color="auto" w:fill="B7B7B7"/>
-        </w:rPr>
-        <w:t>Chatgpt</w:t>
-      </w:r>
-      <w:proofErr w:type="spellEnd"/>
-      <w:r>
-        <w:rPr>
-          <w:b/>
-          <w:shd w:val="clear" w:color="auto" w:fill="B7B7B7"/>
-        </w:rPr>
-        <w:t xml:space="preserve"> </w:t>
-      </w:r>
-      <w:r>
-        <w:rPr>
-          <w:b/>
-          <w:sz w:val="14"/>
-          <w:szCs w:val="14"/>
-          <w:shd w:val="clear" w:color="auto" w:fill="B7B7B7"/>
-        </w:rPr>
-        <w:t>(</w:t>
-      </w:r>
-      <w:r>
-        <w:rPr>
-          <w:b/>
-          <w:sz w:val="14"/>
-          <w:szCs w:val="14"/>
-          <w:shd w:val="clear" w:color="auto" w:fill="B7B7B7"/>
-        </w:rPr>
-        <w:t>GPT</w:t>
-      </w:r>
-      <w:r>
-        <w:rPr>
-          <w:rFonts w:ascii="Cambria Math" w:hAnsi="Cambria Math" w:cs="Cambria Math"/>
-          <w:b/>
-          <w:sz w:val="14"/>
-          <w:szCs w:val="14"/>
-          <w:shd w:val="clear" w:color="auto" w:fill="B7B7B7"/>
+          <w:rFonts w:ascii="Arial" w:eastAsia="Arial" w:hAnsi="Arial" w:cs="Arial"/>
+          <w:b/>
+          <w:color w:val="000000"/>
+          <w:sz w:val="18"/>
+          <w:highlight w:val="lightGray"/>
+        </w:rPr>
+        <w:t># Source: AI Source: Provided by: [Data Path</w:t>
+      </w:r>
+      <w:r>
+        <w:rPr>
+          <w:rFonts w:ascii="Arial" w:eastAsia="Arial" w:hAnsi="Arial" w:cs="Arial"/>
+          <w:color w:val="000000"/>
+          <w:sz w:val="18"/>
+          <w:highlight w:val="lightGray"/>
+        </w:rPr>
+        <w:t xml:space="preserve">: Persons Table -&gt; ID Column: 1, Name_En Column: Motasem Essam] -&gt; </w:t>
+      </w:r>
+      <w:r>
+        <w:rPr>
+          <w:rFonts w:ascii="Arial" w:eastAsia="Arial" w:hAnsi="Arial" w:cs="Arial"/>
+          <w:b/>
+          <w:color w:val="000000"/>
+          <w:sz w:val="18"/>
+          <w:highlight w:val="lightGray"/>
+        </w:rPr>
+        <w:t>From:</w:t>
+      </w:r>
+      <w:r>
+        <w:rPr>
+          <w:rFonts w:ascii="Arial" w:eastAsia="Arial" w:hAnsi="Arial" w:cs="Arial"/>
+          <w:color w:val="000000"/>
+          <w:sz w:val="18"/>
+          <w:highlight w:val="lightGray"/>
+        </w:rPr>
+        <w:t xml:space="preserve"> [Chatgpt (GPT</w:t>
+      </w:r>
+      <w:r>
+        <w:rPr>
+          <w:rFonts w:ascii="Arial" w:eastAsia="Arial" w:hAnsi="Arial" w:cs="Cambria Math"/>
+          <w:color w:val="000000"/>
+          <w:sz w:val="18"/>
+          <w:highlight w:val="lightGray"/>
         </w:rPr>
         <w:t>‑</w:t>
       </w:r>
       <w:r>
         <w:rPr>
-          <w:b/>
-          <w:sz w:val="14"/>
-          <w:szCs w:val="14"/>
-          <w:shd w:val="clear" w:color="auto" w:fill="B7B7B7"/>
-        </w:rPr>
-        <w:t>5 Mini</w:t>
-      </w:r>
-      <w:r>
-        <w:rPr>
-          <w:b/>
-          <w:sz w:val="14"/>
-          <w:szCs w:val="14"/>
-          <w:shd w:val="clear" w:color="auto" w:fill="B7B7B7"/>
-        </w:rPr>
-        <w:t>) at [10/23/2025]</w:t>
+          <w:rFonts w:ascii="Arial" w:eastAsia="Arial" w:hAnsi="Arial" w:cs="Arial"/>
+          <w:color w:val="000000"/>
+          <w:sz w:val="18"/>
+          <w:highlight w:val="lightGray"/>
+        </w:rPr>
+        <w:t xml:space="preserve">5 Mini)] </w:t>
+      </w:r>
+      <w:r>
+        <w:rPr>
+          <w:rFonts w:ascii="Arial" w:eastAsia="Arial" w:hAnsi="Arial" w:cs="Arial"/>
+          <w:b/>
+          <w:color w:val="000000"/>
+          <w:sz w:val="18"/>
+          <w:highlight w:val="lightGray"/>
+        </w:rPr>
+        <w:t>on</w:t>
+      </w:r>
+      <w:r>
+        <w:rPr>
+          <w:rFonts w:ascii="Arial" w:eastAsia="Arial" w:hAnsi="Arial"/>
+          <w:b/>
+          <w:sz w:val="18"/>
+          <w:highlight w:val="lightGray"/>
+        </w:rPr>
+        <w:t xml:space="preserve"> [10/23/2025]</w:t>
       </w:r>
     </w:p>
     <w:p>
@@ -1338,52 +1661,35 @@
         <w:rPr>
           <w:rFonts w:ascii="Roboto Mono" w:hAnsi="Roboto Mono"/>
         </w:rPr>
-        <w:t xml:space="preserve">Refers to the </w:t>
-      </w:r>
-      <w:r>
-        <w:rPr>
-          <w:rFonts w:ascii="Roboto Mono" w:hAnsi="Roboto Mono"/>
-          <w:b/>
-          <w:bCs/>
-        </w:rPr>
-        <w:t>actual use of language in real situations</w:t>
-      </w:r>
-      <w:r>
-        <w:rPr>
-          <w:rFonts w:ascii="Roboto Mono" w:hAnsi="Roboto Mono"/>
-        </w:rPr>
-        <w:t>.</w:t>
-      </w:r>
-    </w:p>
-    <w:p>
-      <w:pPr>
-        <w:numPr>
-          <w:ilvl w:val="0"/>
-          <w:numId w:val="7"/>
-        </w:numPr>
-        <w:rPr>
-          <w:rFonts w:ascii="Roboto Mono" w:hAnsi="Roboto Mono"/>
-        </w:rPr>
-      </w:pPr>
-      <w:r>
-        <w:rPr>
-          <w:rFonts w:ascii="Roboto Mono" w:hAnsi="Roboto Mono"/>
-        </w:rPr>
-        <w:t xml:space="preserve">Performance can be affected by </w:t>
-      </w:r>
-      <w:r>
-        <w:rPr>
-          <w:rFonts w:ascii="Roboto Mono" w:hAnsi="Roboto Mono"/>
-          <w:b/>
-          <w:bCs/>
-        </w:rPr>
-        <w:t>memory limits, distractions, errors, fatigue</w:t>
-      </w:r>
-      <w:r>
-        <w:rPr>
-          <w:rFonts w:ascii="Roboto Mono" w:hAnsi="Roboto Mono"/>
-        </w:rPr>
-        <w:t>, etc.</w:t>
+        <w:t xml:space="preserve">Chomsky proposed the </w:t>
+      </w:r>
+      <w:r>
+        <w:rPr>
+          <w:rFonts w:ascii="Roboto Mono" w:hAnsi="Roboto Mono"/>
+          <w:b/>
+          <w:bCs/>
+        </w:rPr>
+        <w:t>Language Acquisition Device (LAD)</w:t>
+      </w:r>
+      <w:r>
+        <w:rPr>
+          <w:rFonts w:ascii="Roboto Mono" w:hAnsi="Roboto Mono"/>
+        </w:rPr>
+        <w:t xml:space="preserve">, an </w:t>
+      </w:r>
+      <w:r>
+        <w:rPr>
+          <w:rFonts w:ascii="Roboto Mono" w:hAnsi="Roboto Mono"/>
+          <w:b/>
+          <w:bCs/>
+        </w:rPr>
+        <w:t>innate mechanism in the human brain</w:t>
+      </w:r>
+      <w:r>
+        <w:rPr>
+          <w:rFonts w:ascii="Roboto Mono" w:hAnsi="Roboto Mono"/>
+        </w:rPr>
+        <w:t xml:space="preserve"> that allows children to acquire language naturally.</w:t>
       </w:r>
     </w:p>
     <w:p>
@@ -1415,21 +1721,21 @@
         <w:rPr>
           <w:rFonts w:ascii="Roboto Mono" w:hAnsi="Roboto Mono"/>
         </w:rPr>
-        <w:t xml:space="preserve">Focuses on </w:t>
-      </w:r>
-      <w:r>
-        <w:rPr>
-          <w:rFonts w:ascii="Roboto Mono" w:hAnsi="Roboto Mono"/>
-          <w:b/>
-          <w:bCs/>
-        </w:rPr>
-        <w:t>speaking, listening, reading, and writing</w:t>
-      </w:r>
-      <w:r>
-        <w:rPr>
-          <w:rFonts w:ascii="Roboto Mono" w:hAnsi="Roboto Mono"/>
-        </w:rPr>
-        <w:t>.</w:t>
+        <w:t xml:space="preserve">Explains how children can </w:t>
+      </w:r>
+      <w:r>
+        <w:rPr>
+          <w:rFonts w:ascii="Roboto Mono" w:hAnsi="Roboto Mono"/>
+          <w:b/>
+          <w:bCs/>
+        </w:rPr>
+        <w:t>learn complex grammar rules</w:t>
+      </w:r>
+      <w:r>
+        <w:rPr>
+          <w:rFonts w:ascii="Roboto Mono" w:hAnsi="Roboto Mono"/>
+        </w:rPr>
+        <w:t xml:space="preserve"> from limited exposure to language.</w:t>
       </w:r>
     </w:p>
     <w:p>
@@ -1446,35 +1752,21 @@
         <w:rPr>
           <w:rFonts w:ascii="Roboto Mono" w:hAnsi="Roboto Mono"/>
         </w:rPr>
-        <w:t>Example: Someone may know the correct sentence (</w:t>
-      </w:r>
-      <w:r>
-        <w:rPr>
-          <w:rFonts w:ascii="Roboto Mono" w:hAnsi="Roboto Mono"/>
-          <w:i/>
-          <w:iCs/>
-        </w:rPr>
-        <w:t>competence</w:t>
-      </w:r>
-      <w:r>
-        <w:rPr>
-          <w:rFonts w:ascii="Roboto Mono" w:hAnsi="Roboto Mono"/>
-        </w:rPr>
-        <w:t xml:space="preserve">), but while speaking quickly, they might say </w:t>
-      </w:r>
-      <w:r>
-        <w:rPr>
-          <w:rFonts w:ascii="Roboto Mono" w:hAnsi="Roboto Mono"/>
-          <w:i/>
-          <w:iCs/>
-        </w:rPr>
-        <w:t>“The cat on mat is”</w:t>
-      </w:r>
-      <w:r>
-        <w:rPr>
-          <w:rFonts w:ascii="Roboto Mono" w:hAnsi="Roboto Mono"/>
-        </w:rPr>
-        <w:t>—this reflects performance, not a lack of competence.</w:t>
+        <w:t xml:space="preserve">Suggests humans have a </w:t>
+      </w:r>
+      <w:r>
+        <w:rPr>
+          <w:rFonts w:ascii="Roboto Mono" w:hAnsi="Roboto Mono"/>
+          <w:b/>
+          <w:bCs/>
+        </w:rPr>
+        <w:t>universal grammar</w:t>
+      </w:r>
+      <w:r>
+        <w:rPr>
+          <w:rFonts w:ascii="Roboto Mono" w:hAnsi="Roboto Mono"/>
+        </w:rPr>
+        <w:t xml:space="preserve"> hardwired in the brain.</w:t>
       </w:r>
     </w:p>
     <w:p>
@@ -1491,301 +1783,6 @@
         <w:rPr>
           <w:rFonts w:ascii="Roboto Mono" w:hAnsi="Roboto Mono"/>
         </w:rPr>
-        <w:t xml:space="preserve">Performance is </w:t>
-      </w:r>
-      <w:r>
-        <w:rPr>
-          <w:rFonts w:ascii="Roboto Mono" w:hAnsi="Roboto Mono"/>
-          <w:b/>
-          <w:bCs/>
-        </w:rPr>
-        <w:t>observable</w:t>
-      </w:r>
-      <w:r>
-        <w:rPr>
-          <w:rFonts w:ascii="Roboto Mono" w:hAnsi="Roboto Mono"/>
-        </w:rPr>
-        <w:t xml:space="preserve">, competence is </w:t>
-      </w:r>
-      <w:r>
-        <w:rPr>
-          <w:rFonts w:ascii="Roboto Mono" w:hAnsi="Roboto Mono"/>
-          <w:b/>
-          <w:bCs/>
-        </w:rPr>
-        <w:t>mental</w:t>
-      </w:r>
-      <w:r>
-        <w:rPr>
-          <w:rFonts w:ascii="Roboto Mono" w:hAnsi="Roboto Mono"/>
-        </w:rPr>
-        <w:t>.</w:t>
-      </w:r>
-    </w:p>
-    <w:p>
-      <w:pPr>
-        <w:rPr>
-          <w:rFonts w:ascii="Roboto Mono" w:hAnsi="Roboto Mono"/>
-        </w:rPr>
-      </w:pPr>
-      <w:r>
-        <w:rPr>
-          <w:rFonts w:ascii="Roboto Mono" w:hAnsi="Roboto Mono"/>
-        </w:rPr>
-        <w:pict w14:anchorId="514B63D2">
-          <v:rect id="_x0000_i1031" style="width:0;height:1.5pt" o:hralign="center" o:hrstd="t" o:hr="t" fillcolor="#a0a0a0" stroked="f"/>
-        </w:pict>
-      </w:r>
-    </w:p>
-    <w:p>
-      <w:pPr>
-        <w:pStyle w:val="Heading3"/>
-      </w:pPr>
-      <w:r>
-        <w:lastRenderedPageBreak/>
-        <w:t>3️</w:t>
-      </w:r>
-      <w:r>
-        <w:rPr>
-          <w:rFonts w:ascii="Segoe UI Symbol" w:hAnsi="Segoe UI Symbol" w:cs="Segoe UI Symbol"/>
-        </w:rPr>
-        <w:t>⃣</w:t>
-      </w:r>
-      <w:r>
-        <w:t xml:space="preserve"> Language Acquisition Model (LAD)</w:t>
-      </w:r>
-    </w:p>
-    <w:p>
-      <w:pPr>
-        <w:spacing w:before="240" w:after="240"/>
-      </w:pPr>
-      <w:r>
-        <w:rPr>
-          <w:b/>
-          <w:shd w:val="clear" w:color="auto" w:fill="B7B7B7"/>
-        </w:rPr>
-        <w:t># Source</w:t>
-      </w:r>
-      <w:r>
-        <w:rPr>
-          <w:shd w:val="clear" w:color="auto" w:fill="B7B7B7"/>
-        </w:rPr>
-        <w:t xml:space="preserve">: </w:t>
-      </w:r>
-      <w:proofErr w:type="spellStart"/>
-      <w:r>
-        <w:rPr>
-          <w:b/>
-          <w:shd w:val="clear" w:color="auto" w:fill="B7B7B7"/>
-        </w:rPr>
-        <w:t>Chatgpt</w:t>
-      </w:r>
-      <w:proofErr w:type="spellEnd"/>
-      <w:r>
-        <w:rPr>
-          <w:b/>
-          <w:shd w:val="clear" w:color="auto" w:fill="B7B7B7"/>
-        </w:rPr>
-        <w:t xml:space="preserve"> </w:t>
-      </w:r>
-      <w:r>
-        <w:rPr>
-          <w:b/>
-          <w:sz w:val="14"/>
-          <w:szCs w:val="14"/>
-          <w:shd w:val="clear" w:color="auto" w:fill="B7B7B7"/>
-        </w:rPr>
-        <w:t>(</w:t>
-      </w:r>
-      <w:r>
-        <w:rPr>
-          <w:b/>
-          <w:sz w:val="14"/>
-          <w:szCs w:val="14"/>
-          <w:shd w:val="clear" w:color="auto" w:fill="B7B7B7"/>
-        </w:rPr>
-        <w:t>GPT</w:t>
-      </w:r>
-      <w:r>
-        <w:rPr>
-          <w:rFonts w:ascii="Cambria Math" w:hAnsi="Cambria Math" w:cs="Cambria Math"/>
-          <w:b/>
-          <w:sz w:val="14"/>
-          <w:szCs w:val="14"/>
-          <w:shd w:val="clear" w:color="auto" w:fill="B7B7B7"/>
-        </w:rPr>
-        <w:t>‑</w:t>
-      </w:r>
-      <w:r>
-        <w:rPr>
-          <w:b/>
-          <w:sz w:val="14"/>
-          <w:szCs w:val="14"/>
-          <w:shd w:val="clear" w:color="auto" w:fill="B7B7B7"/>
-        </w:rPr>
-        <w:t>5 Mini</w:t>
-      </w:r>
-      <w:r>
-        <w:rPr>
-          <w:b/>
-          <w:sz w:val="14"/>
-          <w:szCs w:val="14"/>
-          <w:shd w:val="clear" w:color="auto" w:fill="B7B7B7"/>
-        </w:rPr>
-        <w:t>) at [10/23/2025]</w:t>
-      </w:r>
-    </w:p>
-    <w:p>
-      <w:pPr>
-        <w:rPr>
-          <w:rFonts w:ascii="Roboto Mono" w:hAnsi="Roboto Mono"/>
-        </w:rPr>
-      </w:pPr>
-      <w:r>
-        <w:rPr>
-          <w:rFonts w:ascii="Roboto Mono" w:hAnsi="Roboto Mono"/>
-          <w:b/>
-          <w:bCs/>
-        </w:rPr>
-        <w:t>Definition:</w:t>
-      </w:r>
-    </w:p>
-    <w:p>
-      <w:pPr>
-        <w:numPr>
-          <w:ilvl w:val="0"/>
-          <w:numId w:val="9"/>
-        </w:numPr>
-        <w:rPr>
-          <w:rFonts w:ascii="Roboto Mono" w:hAnsi="Roboto Mono"/>
-        </w:rPr>
-      </w:pPr>
-      <w:r>
-        <w:rPr>
-          <w:rFonts w:ascii="Roboto Mono" w:hAnsi="Roboto Mono"/>
-        </w:rPr>
-        <w:t xml:space="preserve">Chomsky proposed the </w:t>
-      </w:r>
-      <w:r>
-        <w:rPr>
-          <w:rFonts w:ascii="Roboto Mono" w:hAnsi="Roboto Mono"/>
-          <w:b/>
-          <w:bCs/>
-        </w:rPr>
-        <w:t>Language Acquisition Device (LAD)</w:t>
-      </w:r>
-      <w:r>
-        <w:rPr>
-          <w:rFonts w:ascii="Roboto Mono" w:hAnsi="Roboto Mono"/>
-        </w:rPr>
-        <w:t xml:space="preserve">, an </w:t>
-      </w:r>
-      <w:r>
-        <w:rPr>
-          <w:rFonts w:ascii="Roboto Mono" w:hAnsi="Roboto Mono"/>
-          <w:b/>
-          <w:bCs/>
-        </w:rPr>
-        <w:t>innate mechanism in the human brain</w:t>
-      </w:r>
-      <w:r>
-        <w:rPr>
-          <w:rFonts w:ascii="Roboto Mono" w:hAnsi="Roboto Mono"/>
-        </w:rPr>
-        <w:t xml:space="preserve"> that allows children to acquire language naturally.</w:t>
-      </w:r>
-    </w:p>
-    <w:p>
-      <w:pPr>
-        <w:rPr>
-          <w:rFonts w:ascii="Roboto Mono" w:hAnsi="Roboto Mono"/>
-        </w:rPr>
-      </w:pPr>
-      <w:r>
-        <w:rPr>
-          <w:rFonts w:ascii="Roboto Mono" w:hAnsi="Roboto Mono"/>
-          <w:b/>
-          <w:bCs/>
-        </w:rPr>
-        <w:t>Key Points:</w:t>
-      </w:r>
-    </w:p>
-    <w:p>
-      <w:pPr>
-        <w:numPr>
-          <w:ilvl w:val="0"/>
-          <w:numId w:val="10"/>
-        </w:numPr>
-        <w:rPr>
-          <w:rFonts w:ascii="Roboto Mono" w:hAnsi="Roboto Mono"/>
-        </w:rPr>
-      </w:pPr>
-      <w:r>
-        <w:rPr>
-          <w:rFonts w:ascii="Roboto Mono" w:hAnsi="Roboto Mono"/>
-        </w:rPr>
-        <w:t xml:space="preserve">Explains how children can </w:t>
-      </w:r>
-      <w:r>
-        <w:rPr>
-          <w:rFonts w:ascii="Roboto Mono" w:hAnsi="Roboto Mono"/>
-          <w:b/>
-          <w:bCs/>
-        </w:rPr>
-        <w:t>learn complex grammar rules</w:t>
-      </w:r>
-      <w:r>
-        <w:rPr>
-          <w:rFonts w:ascii="Roboto Mono" w:hAnsi="Roboto Mono"/>
-        </w:rPr>
-        <w:t xml:space="preserve"> from limited exposure to language.</w:t>
-      </w:r>
-    </w:p>
-    <w:p>
-      <w:pPr>
-        <w:numPr>
-          <w:ilvl w:val="0"/>
-          <w:numId w:val="10"/>
-        </w:numPr>
-        <w:rPr>
-          <w:rFonts w:ascii="Roboto Mono" w:hAnsi="Roboto Mono"/>
-        </w:rPr>
-      </w:pPr>
-      <w:r>
-        <w:rPr>
-          <w:rFonts w:ascii="Roboto Mono" w:hAnsi="Roboto Mono"/>
-        </w:rPr>
-        <w:t xml:space="preserve">Suggests humans have a </w:t>
-      </w:r>
-      <w:r>
-        <w:rPr>
-          <w:rFonts w:ascii="Roboto Mono" w:hAnsi="Roboto Mono"/>
-          <w:b/>
-          <w:bCs/>
-        </w:rPr>
-        <w:t>universal grammar</w:t>
-      </w:r>
-      <w:r>
-        <w:rPr>
-          <w:rFonts w:ascii="Roboto Mono" w:hAnsi="Roboto Mono"/>
-        </w:rPr>
-        <w:t xml:space="preserve"> hardwired in the brain.</w:t>
-      </w:r>
-    </w:p>
-    <w:p>
-      <w:pPr>
-        <w:numPr>
-          <w:ilvl w:val="0"/>
-          <w:numId w:val="10"/>
-        </w:numPr>
-        <w:rPr>
-          <w:rFonts w:ascii="Roboto Mono" w:hAnsi="Roboto Mono"/>
-        </w:rPr>
-      </w:pPr>
-      <w:r>
-        <w:rPr>
-          <w:rFonts w:ascii="Roboto Mono" w:hAnsi="Roboto Mono"/>
-        </w:rPr>
         <w:t>Example: A toddler hears a few sentences in English but can quickly form new sentences they have never heard before.</w:t>
       </w:r>
     </w:p>
@@ -1799,7 +1796,7 @@
         <w:rPr>
           <w:rFonts w:ascii="Roboto Mono" w:hAnsi="Roboto Mono"/>
         </w:rPr>
-        <w:pict w14:anchorId="54415989">
+        <w:pict>
           <v:rect id="_x0000_i1032" style="width:0;height:1.5pt" o:hralign="center" o:hrstd="t" o:hr="t" fillcolor="#a0a0a0" stroked="f"/>
         </w:pict>
       </w:r>
@@ -1824,78 +1821,78 @@
       </w:pPr>
       <w:r>
         <w:rPr>
-          <w:b/>
-          <w:shd w:val="clear" w:color="auto" w:fill="B7B7B7"/>
-        </w:rPr>
-        <w:t># Source</w:t>
-      </w:r>
-      <w:r>
-        <w:rPr>
-          <w:shd w:val="clear" w:color="auto" w:fill="B7B7B7"/>
-        </w:rPr>
-        <w:t xml:space="preserve">: </w:t>
-      </w:r>
-      <w:proofErr w:type="spellStart"/>
-      <w:r>
-        <w:rPr>
-          <w:b/>
-          <w:shd w:val="clear" w:color="auto" w:fill="B7B7B7"/>
-        </w:rPr>
-        <w:t>Chatgpt</w:t>
-      </w:r>
-      <w:proofErr w:type="spellEnd"/>
-      <w:r>
-        <w:rPr>
-          <w:b/>
-          <w:shd w:val="clear" w:color="auto" w:fill="B7B7B7"/>
-        </w:rPr>
-        <w:t xml:space="preserve"> </w:t>
-      </w:r>
-      <w:r>
-        <w:rPr>
-          <w:b/>
-          <w:sz w:val="14"/>
-          <w:szCs w:val="14"/>
-          <w:shd w:val="clear" w:color="auto" w:fill="B7B7B7"/>
-        </w:rPr>
-        <w:t>(</w:t>
-      </w:r>
-      <w:r>
-        <w:rPr>
-          <w:b/>
-          <w:sz w:val="14"/>
-          <w:szCs w:val="14"/>
-          <w:shd w:val="clear" w:color="auto" w:fill="B7B7B7"/>
-        </w:rPr>
-        <w:t>GPT</w:t>
-      </w:r>
-      <w:r>
-        <w:rPr>
-          <w:rFonts w:ascii="Cambria Math" w:hAnsi="Cambria Math" w:cs="Cambria Math"/>
-          <w:b/>
-          <w:sz w:val="14"/>
-          <w:szCs w:val="14"/>
-          <w:shd w:val="clear" w:color="auto" w:fill="B7B7B7"/>
+          <w:rFonts w:ascii="Arial" w:eastAsia="Arial" w:hAnsi="Arial" w:cs="Arial"/>
+          <w:b/>
+          <w:color w:val="000000"/>
+          <w:sz w:val="18"/>
+          <w:highlight w:val="lightGray"/>
+        </w:rPr>
+        <w:t># Source: AI Source: Provided by: [Data Path</w:t>
+      </w:r>
+      <w:r>
+        <w:rPr>
+          <w:rFonts w:ascii="Arial" w:eastAsia="Arial" w:hAnsi="Arial" w:cs="Arial"/>
+          <w:color w:val="000000"/>
+          <w:sz w:val="18"/>
+          <w:highlight w:val="lightGray"/>
+        </w:rPr>
+        <w:t xml:space="preserve">: Persons Table -&gt; ID Column: 1, Name_En Column: Motasem Essam] -&gt; </w:t>
+      </w:r>
+      <w:r>
+        <w:rPr>
+          <w:rFonts w:ascii="Arial" w:eastAsia="Arial" w:hAnsi="Arial" w:cs="Arial"/>
+          <w:b/>
+          <w:color w:val="000000"/>
+          <w:sz w:val="18"/>
+          <w:highlight w:val="lightGray"/>
+        </w:rPr>
+        <w:t>From:</w:t>
+      </w:r>
+      <w:r>
+        <w:rPr>
+          <w:rFonts w:ascii="Arial" w:eastAsia="Arial" w:hAnsi="Arial" w:cs="Arial"/>
+          <w:color w:val="000000"/>
+          <w:sz w:val="18"/>
+          <w:highlight w:val="lightGray"/>
+        </w:rPr>
+        <w:t xml:space="preserve"> [Chatgpt (GPT</w:t>
+      </w:r>
+      <w:r>
+        <w:rPr>
+          <w:rFonts w:ascii="Arial" w:eastAsia="Arial" w:hAnsi="Arial" w:cs="Cambria Math"/>
+          <w:color w:val="000000"/>
+          <w:sz w:val="18"/>
+          <w:highlight w:val="lightGray"/>
         </w:rPr>
         <w:t>‑</w:t>
       </w:r>
       <w:r>
         <w:rPr>
-          <w:b/>
-          <w:sz w:val="14"/>
-          <w:szCs w:val="14"/>
-          <w:shd w:val="clear" w:color="auto" w:fill="B7B7B7"/>
-        </w:rPr>
-        <w:t>5 Mini</w:t>
-      </w:r>
-      <w:r>
-        <w:rPr>
-          <w:b/>
-          <w:sz w:val="14"/>
-          <w:szCs w:val="14"/>
-          <w:shd w:val="clear" w:color="auto" w:fill="B7B7B7"/>
-        </w:rPr>
-        <w:t>) at [10/23/2025]</w:t>
+          <w:rFonts w:ascii="Arial" w:eastAsia="Arial" w:hAnsi="Arial" w:cs="Arial"/>
+          <w:color w:val="000000"/>
+          <w:sz w:val="18"/>
+          <w:highlight w:val="lightGray"/>
+        </w:rPr>
+        <w:t xml:space="preserve">5 Mini)] </w:t>
+      </w:r>
+      <w:r>
+        <w:rPr>
+          <w:rFonts w:ascii="Arial" w:eastAsia="Arial" w:hAnsi="Arial" w:cs="Arial"/>
+          <w:b/>
+          <w:color w:val="000000"/>
+          <w:sz w:val="18"/>
+          <w:highlight w:val="lightGray"/>
+        </w:rPr>
+        <w:t>on</w:t>
+      </w:r>
+      <w:r>
+        <w:rPr>
+          <w:rFonts w:ascii="Arial" w:eastAsia="Arial" w:hAnsi="Arial"/>
+          <w:b/>
+          <w:sz w:val="18"/>
+          <w:highlight w:val="lightGray"/>
+        </w:rPr>
+        <w:t xml:space="preserve"> [10/23/2025]</w:t>
       </w:r>
     </w:p>
     <w:p>
@@ -1904,7 +1901,7 @@
           <w:noProof/>
         </w:rPr>
         <w:drawing>
-          <wp:inline distT="0" distB="0" distL="0" distR="0" wp14:anchorId="680391C9" wp14:editId="6F7BDCBF">
+          <wp:inline distT="0" distB="0" distL="0" distR="0" wp14:anchorId="3AC4B99C" wp14:editId="28116EB0">
             <wp:extent cx="5943600" cy="1418590"/>
             <wp:effectExtent l="0" t="0" r="0" b="0"/>
             <wp:docPr id="249436740" name="Picture 1"/>
@@ -2138,7 +2135,6 @@
                 <w:b/>
                 <w:bCs/>
               </w:rPr>
-              <w:lastRenderedPageBreak/>
               <w:t>Linguistic Performance</w:t>
             </w:r>
           </w:p>
@@ -2262,7 +2258,7 @@
         <w:rPr>
           <w:rFonts w:ascii="Roboto Mono" w:hAnsi="Roboto Mono"/>
         </w:rPr>
-        <w:pict w14:anchorId="6A14CC56">
+        <w:pict>
           <v:rect id="_x0000_i1033" style="width:0;height:1.5pt" o:hralign="center" o:hrstd="t" o:hr="t" fillcolor="#a0a0a0" stroked="f"/>
         </w:pict>
       </w:r>
@@ -2314,6 +2310,7 @@
         </w:rPr>
       </w:pPr>
     </w:p>
+    <w:p/>
     <w:p/>
     <w:sectPr>
       <w:pgSz w:w="12240" w:h="15840"/>
@@ -2594,119 +2591,6 @@
     </w:lvl>
   </w:abstractNum>
   <w:abstractNum w:abstractNumId="2" w15:restartNumberingAfterBreak="0">
-    <w:nsid w:val="303769A8"/>
-    <w:multiLevelType w:val="multilevel"/>
-    <w:tmpl w:val="3E1AF610"/>
-    <w:lvl w:ilvl="0">
-      <w:start w:val="1"/>
-      <w:numFmt w:val="decimal"/>
-      <w:lvlText w:val="%1."/>
-      <w:lvlJc w:val="left"/>
-      <w:pPr>
-        <w:tabs>
-          <w:tab w:val="num" w:pos="720"/>
-        </w:tabs>
-        <w:ind w:left="720" w:hanging="360"/>
-      </w:pPr>
-    </w:lvl>
-    <w:lvl w:ilvl="1" w:tentative="1">
-      <w:start w:val="1"/>
-      <w:numFmt w:val="decimal"/>
-      <w:lvlText w:val="%2."/>
-      <w:lvlJc w:val="left"/>
-      <w:pPr>
-        <w:tabs>
-          <w:tab w:val="num" w:pos="1440"/>
-        </w:tabs>
-        <w:ind w:left="1440" w:hanging="360"/>
-      </w:pPr>
-    </w:lvl>
-    <w:lvl w:ilvl="2" w:tentative="1">
-      <w:start w:val="1"/>
-      <w:numFmt w:val="decimal"/>
-      <w:lvlText w:val="%3."/>
-      <w:lvlJc w:val="left"/>
-      <w:pPr>
-        <w:tabs>
-          <w:tab w:val="num" w:pos="2160"/>
-        </w:tabs>
-        <w:ind w:left="2160" w:hanging="360"/>
-      </w:pPr>
-    </w:lvl>
-    <w:lvl w:ilvl="3" w:tentative="1">
-      <w:start w:val="1"/>
-      <w:numFmt w:val="decimal"/>
-      <w:lvlText w:val="%4."/>
-      <w:lvlJc w:val="left"/>
-      <w:pPr>
-        <w:tabs>
-          <w:tab w:val="num" w:pos="2880"/>
-        </w:tabs>
-        <w:ind w:left="2880" w:hanging="360"/>
-      </w:pPr>
-    </w:lvl>
-    <w:lvl w:ilvl="4" w:tentative="1">
-      <w:start w:val="1"/>
-      <w:numFmt w:val="decimal"/>
-      <w:lvlText w:val="%5."/>
-      <w:lvlJc w:val="left"/>
-      <w:pPr>
-        <w:tabs>
-          <w:tab w:val="num" w:pos="3600"/>
-        </w:tabs>
-        <w:ind w:left="3600" w:hanging="360"/>
-      </w:pPr>
-    </w:lvl>
-    <w:lvl w:ilvl="5" w:tentative="1">
-      <w:start w:val="1"/>
-      <w:numFmt w:val="decimal"/>
-      <w:lvlText w:val="%6."/>
-      <w:lvlJc w:val="left"/>
-      <w:pPr>
-        <w:tabs>
-          <w:tab w:val="num" w:pos="4320"/>
-        </w:tabs>
-        <w:ind w:left="4320" w:hanging="360"/>
-      </w:pPr>
-    </w:lvl>
-    <w:lvl w:ilvl="6" w:tentative="1">
-      <w:start w:val="1"/>
-      <w:numFmt w:val="decimal"/>
-      <w:lvlText w:val="%7."/>
-      <w:lvlJc w:val="left"/>
-      <w:pPr>
-        <w:tabs>
-          <w:tab w:val="num" w:pos="5040"/>
-        </w:tabs>
-        <w:ind w:left="5040" w:hanging="360"/>
-      </w:pPr>
-    </w:lvl>
-    <w:lvl w:ilvl="7" w:tentative="1">
-      <w:start w:val="1"/>
-      <w:numFmt w:val="decimal"/>
-      <w:lvlText w:val="%8."/>
-      <w:lvlJc w:val="left"/>
-      <w:pPr>
-        <w:tabs>
-          <w:tab w:val="num" w:pos="5760"/>
-        </w:tabs>
-        <w:ind w:left="5760" w:hanging="360"/>
-      </w:pPr>
-    </w:lvl>
-    <w:lvl w:ilvl="8" w:tentative="1">
-      <w:start w:val="1"/>
-      <w:numFmt w:val="decimal"/>
-      <w:lvlText w:val="%9."/>
-      <w:lvlJc w:val="left"/>
-      <w:pPr>
-        <w:tabs>
-          <w:tab w:val="num" w:pos="6480"/>
-        </w:tabs>
-        <w:ind w:left="6480" w:hanging="360"/>
-      </w:pPr>
-    </w:lvl>
-  </w:abstractNum>
-  <w:abstractNum w:abstractNumId="3" w15:restartNumberingAfterBreak="0">
     <w:nsid w:val="400952AA"/>
     <w:multiLevelType w:val="multilevel"/>
     <w:tmpl w:val="065A294A"/>
@@ -2855,7 +2739,7 @@
       </w:rPr>
     </w:lvl>
   </w:abstractNum>
-  <w:abstractNum w:abstractNumId="4" w15:restartNumberingAfterBreak="0">
+  <w:abstractNum w:abstractNumId="3" w15:restartNumberingAfterBreak="0">
     <w:nsid w:val="47024D22"/>
     <w:multiLevelType w:val="multilevel"/>
     <w:tmpl w:val="B05C3A8A"/>
@@ -3004,7 +2888,7 @@
       </w:rPr>
     </w:lvl>
   </w:abstractNum>
-  <w:abstractNum w:abstractNumId="5" w15:restartNumberingAfterBreak="0">
+  <w:abstractNum w:abstractNumId="4" w15:restartNumberingAfterBreak="0">
     <w:nsid w:val="581A324F"/>
     <w:multiLevelType w:val="multilevel"/>
     <w:tmpl w:val="A07E72F8"/>
@@ -3153,156 +3037,7 @@
       </w:rPr>
     </w:lvl>
   </w:abstractNum>
-  <w:abstractNum w:abstractNumId="6" w15:restartNumberingAfterBreak="0">
-    <w:nsid w:val="60E4591D"/>
-    <w:multiLevelType w:val="multilevel"/>
-    <w:tmpl w:val="EC0E813C"/>
-    <w:lvl w:ilvl="0">
-      <w:start w:val="1"/>
-      <w:numFmt w:val="bullet"/>
-      <w:lvlText w:val=""/>
-      <w:lvlJc w:val="left"/>
-      <w:pPr>
-        <w:tabs>
-          <w:tab w:val="num" w:pos="720"/>
-        </w:tabs>
-        <w:ind w:left="720" w:hanging="360"/>
-      </w:pPr>
-      <w:rPr>
-        <w:rFonts w:ascii="Symbol" w:hAnsi="Symbol" w:hint="default"/>
-        <w:sz w:val="20"/>
-      </w:rPr>
-    </w:lvl>
-    <w:lvl w:ilvl="1" w:tentative="1">
-      <w:start w:val="1"/>
-      <w:numFmt w:val="bullet"/>
-      <w:lvlText w:val="o"/>
-      <w:lvlJc w:val="left"/>
-      <w:pPr>
-        <w:tabs>
-          <w:tab w:val="num" w:pos="1440"/>
-        </w:tabs>
-        <w:ind w:left="1440" w:hanging="360"/>
-      </w:pPr>
-      <w:rPr>
-        <w:rFonts w:ascii="Courier New" w:hAnsi="Courier New" w:hint="default"/>
-        <w:sz w:val="20"/>
-      </w:rPr>
-    </w:lvl>
-    <w:lvl w:ilvl="2" w:tentative="1">
-      <w:start w:val="1"/>
-      <w:numFmt w:val="bullet"/>
-      <w:lvlText w:val=""/>
-      <w:lvlJc w:val="left"/>
-      <w:pPr>
-        <w:tabs>
-          <w:tab w:val="num" w:pos="2160"/>
-        </w:tabs>
-        <w:ind w:left="2160" w:hanging="360"/>
-      </w:pPr>
-      <w:rPr>
-        <w:rFonts w:ascii="Wingdings" w:hAnsi="Wingdings" w:hint="default"/>
-        <w:sz w:val="20"/>
-      </w:rPr>
-    </w:lvl>
-    <w:lvl w:ilvl="3" w:tentative="1">
-      <w:start w:val="1"/>
-      <w:numFmt w:val="bullet"/>
-      <w:lvlText w:val=""/>
-      <w:lvlJc w:val="left"/>
-      <w:pPr>
-        <w:tabs>
-          <w:tab w:val="num" w:pos="2880"/>
-        </w:tabs>
-        <w:ind w:left="2880" w:hanging="360"/>
-      </w:pPr>
-      <w:rPr>
-        <w:rFonts w:ascii="Wingdings" w:hAnsi="Wingdings" w:hint="default"/>
-        <w:sz w:val="20"/>
-      </w:rPr>
-    </w:lvl>
-    <w:lvl w:ilvl="4" w:tentative="1">
-      <w:start w:val="1"/>
-      <w:numFmt w:val="bullet"/>
-      <w:lvlText w:val=""/>
-      <w:lvlJc w:val="left"/>
-      <w:pPr>
-        <w:tabs>
-          <w:tab w:val="num" w:pos="3600"/>
-        </w:tabs>
-        <w:ind w:left="3600" w:hanging="360"/>
-      </w:pPr>
-      <w:rPr>
-        <w:rFonts w:ascii="Wingdings" w:hAnsi="Wingdings" w:hint="default"/>
-        <w:sz w:val="20"/>
-      </w:rPr>
-    </w:lvl>
-    <w:lvl w:ilvl="5" w:tentative="1">
-      <w:start w:val="1"/>
-      <w:numFmt w:val="bullet"/>
-      <w:lvlText w:val=""/>
-      <w:lvlJc w:val="left"/>
-      <w:pPr>
-        <w:tabs>
-          <w:tab w:val="num" w:pos="4320"/>
-        </w:tabs>
-        <w:ind w:left="4320" w:hanging="360"/>
-      </w:pPr>
-      <w:rPr>
-        <w:rFonts w:ascii="Wingdings" w:hAnsi="Wingdings" w:hint="default"/>
-        <w:sz w:val="20"/>
-      </w:rPr>
-    </w:lvl>
-    <w:lvl w:ilvl="6" w:tentative="1">
-      <w:start w:val="1"/>
-      <w:numFmt w:val="bullet"/>
-      <w:lvlText w:val=""/>
-      <w:lvlJc w:val="left"/>
-      <w:pPr>
-        <w:tabs>
-          <w:tab w:val="num" w:pos="5040"/>
-        </w:tabs>
-        <w:ind w:left="5040" w:hanging="360"/>
-      </w:pPr>
-      <w:rPr>
-        <w:rFonts w:ascii="Wingdings" w:hAnsi="Wingdings" w:hint="default"/>
-        <w:sz w:val="20"/>
-      </w:rPr>
-    </w:lvl>
-    <w:lvl w:ilvl="7" w:tentative="1">
-      <w:start w:val="1"/>
-      <w:numFmt w:val="bullet"/>
-      <w:lvlText w:val=""/>
-      <w:lvlJc w:val="left"/>
-      <w:pPr>
-        <w:tabs>
-          <w:tab w:val="num" w:pos="5760"/>
-        </w:tabs>
-        <w:ind w:left="5760" w:hanging="360"/>
-      </w:pPr>
-      <w:rPr>
-        <w:rFonts w:ascii="Wingdings" w:hAnsi="Wingdings" w:hint="default"/>
-        <w:sz w:val="20"/>
-      </w:rPr>
-    </w:lvl>
-    <w:lvl w:ilvl="8" w:tentative="1">
-      <w:start w:val="1"/>
-      <w:numFmt w:val="bullet"/>
-      <w:lvlText w:val=""/>
-      <w:lvlJc w:val="left"/>
-      <w:pPr>
-        <w:tabs>
-          <w:tab w:val="num" w:pos="6480"/>
-        </w:tabs>
-        <w:ind w:left="6480" w:hanging="360"/>
-      </w:pPr>
-      <w:rPr>
-        <w:rFonts w:ascii="Wingdings" w:hAnsi="Wingdings" w:hint="default"/>
-        <w:sz w:val="20"/>
-      </w:rPr>
-    </w:lvl>
-  </w:abstractNum>
-  <w:abstractNum w:abstractNumId="7" w15:restartNumberingAfterBreak="0">
+  <w:abstractNum w:abstractNumId="5" w15:restartNumberingAfterBreak="0">
     <w:nsid w:val="614A183D"/>
     <w:multiLevelType w:val="multilevel"/>
     <w:tmpl w:val="09B240AE"/>
@@ -3451,7 +3186,7 @@
       </w:rPr>
     </w:lvl>
   </w:abstractNum>
-  <w:abstractNum w:abstractNumId="8" w15:restartNumberingAfterBreak="0">
+  <w:abstractNum w:abstractNumId="6" w15:restartNumberingAfterBreak="0">
     <w:nsid w:val="61DE4406"/>
     <w:multiLevelType w:val="multilevel"/>
     <w:tmpl w:val="B38CA15A"/>
@@ -3600,7 +3335,7 @@
       </w:rPr>
     </w:lvl>
   </w:abstractNum>
-  <w:abstractNum w:abstractNumId="9" w15:restartNumberingAfterBreak="0">
+  <w:abstractNum w:abstractNumId="7" w15:restartNumberingAfterBreak="0">
     <w:nsid w:val="6949692A"/>
     <w:multiLevelType w:val="multilevel"/>
     <w:tmpl w:val="72D0273C"/>
@@ -3749,35 +3484,29 @@
       </w:rPr>
     </w:lvl>
   </w:abstractNum>
-  <w:num w:numId="1" w16cid:durableId="594704903">
+  <w:num w:numId="1" w16cid:durableId="1121152024">
+    <w:abstractNumId w:val="2"/>
+  </w:num>
+  <w:num w:numId="2" w16cid:durableId="822357428">
+    <w:abstractNumId w:val="0"/>
+  </w:num>
+  <w:num w:numId="3" w16cid:durableId="1160846519">
     <w:abstractNumId w:val="6"/>
   </w:num>
-  <w:num w:numId="2" w16cid:durableId="1013650429">
-    <w:abstractNumId w:val="2"/>
+  <w:num w:numId="4" w16cid:durableId="2022658866">
+    <w:abstractNumId w:val="4"/>
   </w:num>
-  <w:num w:numId="3" w16cid:durableId="1121152024">
-    <w:abstractNumId w:val="3"/>
+  <w:num w:numId="5" w16cid:durableId="1492479901">
+    <w:abstractNumId w:val="7"/>
   </w:num>
-  <w:num w:numId="4" w16cid:durableId="822357428">
-    <w:abstractNumId w:val="0"/>
+  <w:num w:numId="6" w16cid:durableId="820149905">
+    <w:abstractNumId w:val="1"/>
   </w:num>
-  <w:num w:numId="5" w16cid:durableId="1160846519">
-    <w:abstractNumId w:val="8"/>
-  </w:num>
-  <w:num w:numId="6" w16cid:durableId="2022658866">
+  <w:num w:numId="7" w16cid:durableId="1941907846">
     <w:abstractNumId w:val="5"/>
   </w:num>
-  <w:num w:numId="7" w16cid:durableId="1492479901">
-    <w:abstractNumId w:val="9"/>
-  </w:num>
-  <w:num w:numId="8" w16cid:durableId="820149905">
-    <w:abstractNumId w:val="1"/>
-  </w:num>
-  <w:num w:numId="9" w16cid:durableId="1941907846">
-    <w:abstractNumId w:val="7"/>
-  </w:num>
-  <w:num w:numId="10" w16cid:durableId="205022080">
-    <w:abstractNumId w:val="4"/>
+  <w:num w:numId="8" w16cid:durableId="205022080">
+    <w:abstractNumId w:val="3"/>
   </w:num>
 </w:numbering>
 </file>
@@ -4182,7 +3911,6 @@
   <w:style w:type="paragraph" w:default="1" w:styleId="Normal">
     <w:name w:val="Normal"/>
     <w:qFormat/>
-    <w:rsid w:val="00B30E0D"/>
   </w:style>
   <w:style w:type="paragraph" w:styleId="Heading1">
     <w:name w:val="heading 1"/>
@@ -4191,7 +3919,7 @@
     <w:link w:val="Heading1Char"/>
     <w:uiPriority w:val="9"/>
     <w:qFormat/>
-    <w:rsid w:val="0073101A"/>
+    <w:rsid w:val="005831D8"/>
     <w:pPr>
       <w:keepNext/>
       <w:keepLines/>
@@ -4213,7 +3941,7 @@
     <w:uiPriority w:val="9"/>
     <w:unhideWhenUsed/>
     <w:qFormat/>
-    <w:rsid w:val="0073101A"/>
+    <w:rsid w:val="005831D8"/>
     <w:pPr>
       <w:keepNext/>
       <w:keepLines/>
@@ -4235,7 +3963,7 @@
     <w:uiPriority w:val="9"/>
     <w:unhideWhenUsed/>
     <w:qFormat/>
-    <w:rsid w:val="0073101A"/>
+    <w:rsid w:val="005831D8"/>
     <w:pPr>
       <w:keepNext/>
       <w:keepLines/>
@@ -4258,7 +3986,7 @@
     <w:semiHidden/>
     <w:unhideWhenUsed/>
     <w:qFormat/>
-    <w:rsid w:val="0073101A"/>
+    <w:rsid w:val="005831D8"/>
     <w:pPr>
       <w:keepNext/>
       <w:keepLines/>
@@ -4281,7 +4009,7 @@
     <w:semiHidden/>
     <w:unhideWhenUsed/>
     <w:qFormat/>
-    <w:rsid w:val="0073101A"/>
+    <w:rsid w:val="005831D8"/>
     <w:pPr>
       <w:keepNext/>
       <w:keepLines/>
@@ -4302,7 +4030,7 @@
     <w:semiHidden/>
     <w:unhideWhenUsed/>
     <w:qFormat/>
-    <w:rsid w:val="0073101A"/>
+    <w:rsid w:val="005831D8"/>
     <w:pPr>
       <w:keepNext/>
       <w:keepLines/>
@@ -4325,7 +4053,7 @@
     <w:semiHidden/>
     <w:unhideWhenUsed/>
     <w:qFormat/>
-    <w:rsid w:val="0073101A"/>
+    <w:rsid w:val="005831D8"/>
     <w:pPr>
       <w:keepNext/>
       <w:keepLines/>
@@ -4346,7 +4074,7 @@
     <w:semiHidden/>
     <w:unhideWhenUsed/>
     <w:qFormat/>
-    <w:rsid w:val="0073101A"/>
+    <w:rsid w:val="005831D8"/>
     <w:pPr>
       <w:keepNext/>
       <w:keepLines/>
@@ -4369,7 +4097,7 @@
     <w:semiHidden/>
     <w:unhideWhenUsed/>
     <w:qFormat/>
-    <w:rsid w:val="0073101A"/>
+    <w:rsid w:val="005831D8"/>
     <w:pPr>
       <w:keepNext/>
       <w:keepLines/>
@@ -4413,7 +4141,7 @@
     <w:basedOn w:val="DefaultParagraphFont"/>
     <w:link w:val="Heading1"/>
     <w:uiPriority w:val="9"/>
-    <w:rsid w:val="0073101A"/>
+    <w:rsid w:val="005831D8"/>
     <w:rPr>
       <w:rFonts w:asciiTheme="majorHAnsi" w:eastAsiaTheme="majorEastAsia" w:hAnsiTheme="majorHAnsi" w:cstheme="majorBidi"/>
       <w:color w:val="2F5496" w:themeColor="accent1" w:themeShade="BF"/>
@@ -4426,7 +4154,7 @@
     <w:basedOn w:val="DefaultParagraphFont"/>
     <w:link w:val="Heading2"/>
     <w:uiPriority w:val="9"/>
-    <w:rsid w:val="0073101A"/>
+    <w:rsid w:val="005831D8"/>
     <w:rPr>
       <w:rFonts w:asciiTheme="majorHAnsi" w:eastAsiaTheme="majorEastAsia" w:hAnsiTheme="majorHAnsi" w:cstheme="majorBidi"/>
       <w:color w:val="2F5496" w:themeColor="accent1" w:themeShade="BF"/>
@@ -4439,7 +4167,7 @@
     <w:basedOn w:val="DefaultParagraphFont"/>
     <w:link w:val="Heading3"/>
     <w:uiPriority w:val="9"/>
-    <w:rsid w:val="0073101A"/>
+    <w:rsid w:val="005831D8"/>
     <w:rPr>
       <w:rFonts w:eastAsiaTheme="majorEastAsia" w:cstheme="majorBidi"/>
       <w:color w:val="2F5496" w:themeColor="accent1" w:themeShade="BF"/>
@@ -4453,7 +4181,7 @@
     <w:link w:val="Heading4"/>
     <w:uiPriority w:val="9"/>
     <w:semiHidden/>
-    <w:rsid w:val="0073101A"/>
+    <w:rsid w:val="005831D8"/>
     <w:rPr>
       <w:rFonts w:eastAsiaTheme="majorEastAsia" w:cstheme="majorBidi"/>
       <w:i/>
@@ -4467,7 +4195,7 @@
     <w:link w:val="Heading5"/>
     <w:uiPriority w:val="9"/>
     <w:semiHidden/>
-    <w:rsid w:val="0073101A"/>
+    <w:rsid w:val="005831D8"/>
     <w:rPr>
       <w:rFonts w:eastAsiaTheme="majorEastAsia" w:cstheme="majorBidi"/>
       <w:color w:val="2F5496" w:themeColor="accent1" w:themeShade="BF"/>
@@ -4479,7 +4207,7 @@
     <w:link w:val="Heading6"/>
     <w:uiPriority w:val="9"/>
     <w:semiHidden/>
-    <w:rsid w:val="0073101A"/>
+    <w:rsid w:val="005831D8"/>
     <w:rPr>
       <w:rFonts w:eastAsiaTheme="majorEastAsia" w:cstheme="majorBidi"/>
       <w:i/>
@@ -4493,7 +4221,7 @@
     <w:link w:val="Heading7"/>
     <w:uiPriority w:val="9"/>
     <w:semiHidden/>
-    <w:rsid w:val="0073101A"/>
+    <w:rsid w:val="005831D8"/>
     <w:rPr>
       <w:rFonts w:eastAsiaTheme="majorEastAsia" w:cstheme="majorBidi"/>
       <w:color w:val="595959" w:themeColor="text1" w:themeTint="A6"/>
@@ -4505,7 +4233,7 @@
     <w:link w:val="Heading8"/>
     <w:uiPriority w:val="9"/>
     <w:semiHidden/>
-    <w:rsid w:val="0073101A"/>
+    <w:rsid w:val="005831D8"/>
     <w:rPr>
       <w:rFonts w:eastAsiaTheme="majorEastAsia" w:cstheme="majorBidi"/>
       <w:i/>
@@ -4519,7 +4247,7 @@
     <w:link w:val="Heading9"/>
     <w:uiPriority w:val="9"/>
     <w:semiHidden/>
-    <w:rsid w:val="0073101A"/>
+    <w:rsid w:val="005831D8"/>
     <w:rPr>
       <w:rFonts w:eastAsiaTheme="majorEastAsia" w:cstheme="majorBidi"/>
       <w:color w:val="272727" w:themeColor="text1" w:themeTint="D8"/>
@@ -4532,7 +4260,7 @@
     <w:link w:val="TitleChar"/>
     <w:uiPriority w:val="10"/>
     <w:qFormat/>
-    <w:rsid w:val="0073101A"/>
+    <w:rsid w:val="005831D8"/>
     <w:pPr>
       <w:spacing w:after="80" w:line="240" w:lineRule="auto"/>
       <w:contextualSpacing/>
@@ -4550,7 +4278,7 @@
     <w:basedOn w:val="DefaultParagraphFont"/>
     <w:link w:val="Title"/>
     <w:uiPriority w:val="10"/>
-    <w:rsid w:val="0073101A"/>
+    <w:rsid w:val="005831D8"/>
     <w:rPr>
       <w:rFonts w:asciiTheme="majorHAnsi" w:eastAsiaTheme="majorEastAsia" w:hAnsiTheme="majorHAnsi" w:cstheme="majorBidi"/>
       <w:spacing w:val="-10"/>
@@ -4566,7 +4294,7 @@
     <w:link w:val="SubtitleChar"/>
     <w:uiPriority w:val="11"/>
     <w:qFormat/>
-    <w:rsid w:val="0073101A"/>
+    <w:rsid w:val="005831D8"/>
     <w:pPr>
       <w:numPr>
         <w:ilvl w:val="1"/>
@@ -4585,7 +4313,7 @@
     <w:basedOn w:val="DefaultParagraphFont"/>
     <w:link w:val="Subtitle"/>
     <w:uiPriority w:val="11"/>
-    <w:rsid w:val="0073101A"/>
+    <w:rsid w:val="005831D8"/>
     <w:rPr>
       <w:rFonts w:eastAsiaTheme="majorEastAsia" w:cstheme="majorBidi"/>
       <w:color w:val="595959" w:themeColor="text1" w:themeTint="A6"/>
@@ -4601,7 +4329,7 @@
     <w:link w:val="QuoteChar"/>
     <w:uiPriority w:val="29"/>
     <w:qFormat/>
-    <w:rsid w:val="0073101A"/>
+    <w:rsid w:val="005831D8"/>
     <w:pPr>
       <w:spacing w:before="160"/>
       <w:jc w:val="center"/>
@@ -4617,7 +4345,7 @@
     <w:basedOn w:val="DefaultParagraphFont"/>
     <w:link w:val="Quote"/>
     <w:uiPriority w:val="29"/>
-    <w:rsid w:val="0073101A"/>
+    <w:rsid w:val="005831D8"/>
     <w:rPr>
       <w:i/>
       <w:iCs/>
@@ -4629,7 +4357,7 @@
     <w:basedOn w:val="Normal"/>
     <w:uiPriority w:val="34"/>
     <w:qFormat/>
-    <w:rsid w:val="0073101A"/>
+    <w:rsid w:val="005831D8"/>
     <w:pPr>
       <w:ind w:left="720"/>
       <w:contextualSpacing/>
@@ -4640,7 +4368,7 @@
     <w:basedOn w:val="DefaultParagraphFont"/>
     <w:uiPriority w:val="21"/>
     <w:qFormat/>
-    <w:rsid w:val="0073101A"/>
+    <w:rsid w:val="005831D8"/>
     <w:rPr>
       <w:i/>
       <w:iCs/>
@@ -4654,7 +4382,7 @@
     <w:link w:val="IntenseQuoteChar"/>
     <w:uiPriority w:val="30"/>
     <w:qFormat/>
-    <w:rsid w:val="0073101A"/>
+    <w:rsid w:val="005831D8"/>
     <w:pPr>
       <w:pBdr>
         <w:top w:val="single" w:sz="4" w:space="10" w:color="2F5496" w:themeColor="accent1" w:themeShade="BF"/>
@@ -4675,7 +4403,7 @@
     <w:basedOn w:val="DefaultParagraphFont"/>
     <w:link w:val="IntenseQuote"/>
     <w:uiPriority w:val="30"/>
-    <w:rsid w:val="0073101A"/>
+    <w:rsid w:val="005831D8"/>
     <w:rPr>
       <w:i/>
       <w:iCs/>
@@ -4687,7 +4415,7 @@
     <w:basedOn w:val="DefaultParagraphFont"/>
     <w:uiPriority w:val="32"/>
     <w:qFormat/>
-    <w:rsid w:val="0073101A"/>
+    <w:rsid w:val="005831D8"/>
     <w:rPr>
       <w:b/>
       <w:bCs/>

--- a/Knowledge/2-Science/3-Social science/1-Linguistics/0-Intro to Linguistics/5-My Source/3-Chomsky's Three Models of Language.docx
+++ b/Knowledge/2-Science/3-Social science/1-Linguistics/0-Intro to Linguistics/5-My Source/3-Chomsky's Three Models of Language.docx
@@ -42,7 +42,27 @@
           <w:sz w:val="18"/>
           <w:highlight w:val="lightGray"/>
         </w:rPr>
-        <w:t xml:space="preserve">: Persons Table -&gt; ID Column: 1, Name_En Column: Motasem Essam] -&gt; </w:t>
+        <w:t xml:space="preserve">: Persons Table -&gt; ID Column: 1, </w:t>
+      </w:r>
+      <w:proofErr w:type="spellStart"/>
+      <w:r>
+        <w:rPr>
+          <w:rFonts w:ascii="Arial" w:eastAsia="Arial" w:hAnsi="Arial" w:cs="Arial"/>
+          <w:color w:val="000000"/>
+          <w:sz w:val="18"/>
+          <w:highlight w:val="lightGray"/>
+        </w:rPr>
+        <w:t>Name_En</w:t>
+      </w:r>
+      <w:proofErr w:type="spellEnd"/>
+      <w:r>
+        <w:rPr>
+          <w:rFonts w:ascii="Arial" w:eastAsia="Arial" w:hAnsi="Arial" w:cs="Arial"/>
+          <w:color w:val="000000"/>
+          <w:sz w:val="18"/>
+          <w:highlight w:val="lightGray"/>
+        </w:rPr>
+        <w:t xml:space="preserve"> Column: Motasem Essam] -&gt; </w:t>
       </w:r>
       <w:r>
         <w:rPr>
@@ -61,7 +81,27 @@
           <w:sz w:val="18"/>
           <w:highlight w:val="lightGray"/>
         </w:rPr>
-        <w:t xml:space="preserve"> [Chatgpt (GPT</w:t>
+        <w:t xml:space="preserve"> [</w:t>
+      </w:r>
+      <w:proofErr w:type="spellStart"/>
+      <w:r>
+        <w:rPr>
+          <w:rFonts w:ascii="Arial" w:eastAsia="Arial" w:hAnsi="Arial" w:cs="Arial"/>
+          <w:color w:val="000000"/>
+          <w:sz w:val="18"/>
+          <w:highlight w:val="lightGray"/>
+        </w:rPr>
+        <w:t>Chatgpt</w:t>
+      </w:r>
+      <w:proofErr w:type="spellEnd"/>
+      <w:r>
+        <w:rPr>
+          <w:rFonts w:ascii="Arial" w:eastAsia="Arial" w:hAnsi="Arial" w:cs="Arial"/>
+          <w:color w:val="000000"/>
+          <w:sz w:val="18"/>
+          <w:highlight w:val="lightGray"/>
+        </w:rPr>
+        <w:t xml:space="preserve"> (GPT</w:t>
       </w:r>
       <w:r>
         <w:rPr>
@@ -98,7 +138,16 @@
           <w:sz w:val="18"/>
           <w:highlight w:val="lightGray"/>
         </w:rPr>
-        <w:t xml:space="preserve"> [10/23/2025]</w:t>
+        <w:t xml:space="preserve"> </w:t>
+      </w:r>
+      <w:r>
+        <w:rPr>
+          <w:rFonts w:ascii="Arial" w:eastAsia="Arial" w:hAnsi="Arial"/>
+          <w:bCs/>
+          <w:sz w:val="18"/>
+          <w:highlight w:val="lightGray"/>
+        </w:rPr>
+        <w:t>[10/23/2025]</w:t>
       </w:r>
     </w:p>
     <w:p>
@@ -313,7 +362,7 @@
         <w:rPr>
           <w:rFonts w:ascii="Roboto Mono" w:hAnsi="Roboto Mono"/>
         </w:rPr>
-        <w:pict>
+        <w:pict w14:anchorId="2DF9B7F1">
           <v:rect id="_x0000_i1025" style="width:0;height:1.5pt" o:hralign="center" o:hrstd="t" o:hr="t" fillcolor="#a0a0a0" stroked="f"/>
         </w:pict>
       </w:r>
@@ -515,6 +564,7 @@
           <w:i/>
           <w:iCs/>
         </w:rPr>
+        <w:lastRenderedPageBreak/>
         <w:t>Performance</w:t>
       </w:r>
       <w:r>
@@ -588,7 +638,7 @@
         <w:rPr>
           <w:rFonts w:ascii="Roboto Mono" w:hAnsi="Roboto Mono"/>
         </w:rPr>
-        <w:pict>
+        <w:pict w14:anchorId="60125278">
           <v:rect id="_x0000_i1026" style="width:0;height:1.5pt" o:hralign="center" o:hrstd="t" o:hr="t" fillcolor="#a0a0a0" stroked="f"/>
         </w:pict>
       </w:r>
@@ -669,7 +719,7 @@
         <w:rPr>
           <w:rFonts w:ascii="Roboto Mono" w:hAnsi="Roboto Mono"/>
         </w:rPr>
-        <w:pict>
+        <w:pict w14:anchorId="39F2AF18">
           <v:rect id="_x0000_i1027" style="width:0;height:1.5pt" o:hralign="center" o:hrstd="t" o:hr="t" fillcolor="#a0a0a0" stroked="f"/>
         </w:pict>
       </w:r>
@@ -764,7 +814,7 @@
         <w:rPr>
           <w:rFonts w:ascii="Roboto Mono" w:hAnsi="Roboto Mono"/>
         </w:rPr>
-        <w:pict>
+        <w:pict w14:anchorId="2E33FBF8">
           <v:rect id="_x0000_i1028" style="width:0;height:1.5pt" o:hralign="center" o:hrstd="t" o:hr="t" fillcolor="#a0a0a0" stroked="f"/>
         </w:pict>
       </w:r>
@@ -798,7 +848,27 @@
           <w:sz w:val="18"/>
           <w:highlight w:val="lightGray"/>
         </w:rPr>
-        <w:t xml:space="preserve">: Persons Table -&gt; ID Column: 1, Name_En Column: Motasem Essam] -&gt; </w:t>
+        <w:t xml:space="preserve">: Persons Table -&gt; ID Column: 1, </w:t>
+      </w:r>
+      <w:proofErr w:type="spellStart"/>
+      <w:r>
+        <w:rPr>
+          <w:rFonts w:ascii="Arial" w:eastAsia="Arial" w:hAnsi="Arial" w:cs="Arial"/>
+          <w:color w:val="000000"/>
+          <w:sz w:val="18"/>
+          <w:highlight w:val="lightGray"/>
+        </w:rPr>
+        <w:t>Name_En</w:t>
+      </w:r>
+      <w:proofErr w:type="spellEnd"/>
+      <w:r>
+        <w:rPr>
+          <w:rFonts w:ascii="Arial" w:eastAsia="Arial" w:hAnsi="Arial" w:cs="Arial"/>
+          <w:color w:val="000000"/>
+          <w:sz w:val="18"/>
+          <w:highlight w:val="lightGray"/>
+        </w:rPr>
+        <w:t xml:space="preserve"> Column: Motasem Essam] -&gt; </w:t>
       </w:r>
       <w:r>
         <w:rPr>
@@ -817,7 +887,27 @@
           <w:sz w:val="18"/>
           <w:highlight w:val="lightGray"/>
         </w:rPr>
-        <w:t xml:space="preserve"> [Chatgpt (GPT</w:t>
+        <w:t xml:space="preserve"> [</w:t>
+      </w:r>
+      <w:proofErr w:type="spellStart"/>
+      <w:r>
+        <w:rPr>
+          <w:rFonts w:ascii="Arial" w:eastAsia="Arial" w:hAnsi="Arial" w:cs="Arial"/>
+          <w:color w:val="000000"/>
+          <w:sz w:val="18"/>
+          <w:highlight w:val="lightGray"/>
+        </w:rPr>
+        <w:t>Chatgpt</w:t>
+      </w:r>
+      <w:proofErr w:type="spellEnd"/>
+      <w:r>
+        <w:rPr>
+          <w:rFonts w:ascii="Arial" w:eastAsia="Arial" w:hAnsi="Arial" w:cs="Arial"/>
+          <w:color w:val="000000"/>
+          <w:sz w:val="18"/>
+          <w:highlight w:val="lightGray"/>
+        </w:rPr>
+        <w:t xml:space="preserve"> (GPT</w:t>
       </w:r>
       <w:r>
         <w:rPr>
@@ -854,7 +944,16 @@
           <w:sz w:val="18"/>
           <w:highlight w:val="lightGray"/>
         </w:rPr>
-        <w:t xml:space="preserve"> [10/23/2025]</w:t>
+        <w:t xml:space="preserve"> </w:t>
+      </w:r>
+      <w:r>
+        <w:rPr>
+          <w:rFonts w:ascii="Arial" w:eastAsia="Arial" w:hAnsi="Arial"/>
+          <w:bCs/>
+          <w:sz w:val="18"/>
+          <w:highlight w:val="lightGray"/>
+        </w:rPr>
+        <w:t>[10/23/2025]</w:t>
       </w:r>
     </w:p>
     <w:p>
@@ -894,7 +993,7 @@
         <w:rPr>
           <w:rFonts w:ascii="Roboto Mono" w:hAnsi="Roboto Mono"/>
         </w:rPr>
-        <w:pict>
+        <w:pict w14:anchorId="1B56212D">
           <v:rect id="_x0000_i1029" style="width:0;height:1.5pt" o:hralign="center" o:hrstd="t" o:hr="t" fillcolor="#a0a0a0" stroked="f"/>
         </w:pict>
       </w:r>
@@ -937,7 +1036,27 @@
           <w:sz w:val="18"/>
           <w:highlight w:val="lightGray"/>
         </w:rPr>
-        <w:t xml:space="preserve">: Persons Table -&gt; ID Column: 1, Name_En Column: Motasem Essam] -&gt; </w:t>
+        <w:t xml:space="preserve">: Persons Table -&gt; ID Column: 1, </w:t>
+      </w:r>
+      <w:proofErr w:type="spellStart"/>
+      <w:r>
+        <w:rPr>
+          <w:rFonts w:ascii="Arial" w:eastAsia="Arial" w:hAnsi="Arial" w:cs="Arial"/>
+          <w:color w:val="000000"/>
+          <w:sz w:val="18"/>
+          <w:highlight w:val="lightGray"/>
+        </w:rPr>
+        <w:t>Name_En</w:t>
+      </w:r>
+      <w:proofErr w:type="spellEnd"/>
+      <w:r>
+        <w:rPr>
+          <w:rFonts w:ascii="Arial" w:eastAsia="Arial" w:hAnsi="Arial" w:cs="Arial"/>
+          <w:color w:val="000000"/>
+          <w:sz w:val="18"/>
+          <w:highlight w:val="lightGray"/>
+        </w:rPr>
+        <w:t xml:space="preserve"> Column: Motasem Essam] -&gt; </w:t>
       </w:r>
       <w:r>
         <w:rPr>
@@ -956,7 +1075,27 @@
           <w:sz w:val="18"/>
           <w:highlight w:val="lightGray"/>
         </w:rPr>
-        <w:t xml:space="preserve"> [Chatgpt (GPT</w:t>
+        <w:t xml:space="preserve"> [</w:t>
+      </w:r>
+      <w:proofErr w:type="spellStart"/>
+      <w:r>
+        <w:rPr>
+          <w:rFonts w:ascii="Arial" w:eastAsia="Arial" w:hAnsi="Arial" w:cs="Arial"/>
+          <w:color w:val="000000"/>
+          <w:sz w:val="18"/>
+          <w:highlight w:val="lightGray"/>
+        </w:rPr>
+        <w:t>Chatgpt</w:t>
+      </w:r>
+      <w:proofErr w:type="spellEnd"/>
+      <w:r>
+        <w:rPr>
+          <w:rFonts w:ascii="Arial" w:eastAsia="Arial" w:hAnsi="Arial" w:cs="Arial"/>
+          <w:color w:val="000000"/>
+          <w:sz w:val="18"/>
+          <w:highlight w:val="lightGray"/>
+        </w:rPr>
+        <w:t xml:space="preserve"> (GPT</w:t>
       </w:r>
       <w:r>
         <w:rPr>
@@ -993,7 +1132,16 @@
           <w:sz w:val="18"/>
           <w:highlight w:val="lightGray"/>
         </w:rPr>
-        <w:t xml:space="preserve"> [10/23/2025]</w:t>
+        <w:t xml:space="preserve"> </w:t>
+      </w:r>
+      <w:r>
+        <w:rPr>
+          <w:rFonts w:ascii="Arial" w:eastAsia="Arial" w:hAnsi="Arial"/>
+          <w:bCs/>
+          <w:sz w:val="18"/>
+          <w:highlight w:val="lightGray"/>
+        </w:rPr>
+        <w:t>[10/23/2025]</w:t>
       </w:r>
     </w:p>
     <w:p>
@@ -1025,6 +1173,7 @@
         <w:rPr>
           <w:rFonts w:ascii="Roboto Mono" w:hAnsi="Roboto Mono"/>
         </w:rPr>
+        <w:lastRenderedPageBreak/>
         <w:t xml:space="preserve">Refers to a speaker’s </w:t>
       </w:r>
       <w:r>
@@ -1205,7 +1354,7 @@
         <w:rPr>
           <w:rFonts w:ascii="Roboto Mono" w:hAnsi="Roboto Mono"/>
         </w:rPr>
-        <w:pict>
+        <w:pict w14:anchorId="52438B25">
           <v:rect id="_x0000_i1030" style="width:0;height:1.5pt" o:hralign="center" o:hrstd="t" o:hr="t" fillcolor="#a0a0a0" stroked="f"/>
         </w:pict>
       </w:r>
@@ -1248,7 +1397,27 @@
           <w:sz w:val="18"/>
           <w:highlight w:val="lightGray"/>
         </w:rPr>
-        <w:t xml:space="preserve">: Persons Table -&gt; ID Column: 1, Name_En Column: Motasem Essam] -&gt; </w:t>
+        <w:t xml:space="preserve">: Persons Table -&gt; ID Column: 1, </w:t>
+      </w:r>
+      <w:proofErr w:type="spellStart"/>
+      <w:r>
+        <w:rPr>
+          <w:rFonts w:ascii="Arial" w:eastAsia="Arial" w:hAnsi="Arial" w:cs="Arial"/>
+          <w:color w:val="000000"/>
+          <w:sz w:val="18"/>
+          <w:highlight w:val="lightGray"/>
+        </w:rPr>
+        <w:t>Name_En</w:t>
+      </w:r>
+      <w:proofErr w:type="spellEnd"/>
+      <w:r>
+        <w:rPr>
+          <w:rFonts w:ascii="Arial" w:eastAsia="Arial" w:hAnsi="Arial" w:cs="Arial"/>
+          <w:color w:val="000000"/>
+          <w:sz w:val="18"/>
+          <w:highlight w:val="lightGray"/>
+        </w:rPr>
+        <w:t xml:space="preserve"> Column: Motasem Essam] -&gt; </w:t>
       </w:r>
       <w:r>
         <w:rPr>
@@ -1267,7 +1436,27 @@
           <w:sz w:val="18"/>
           <w:highlight w:val="lightGray"/>
         </w:rPr>
-        <w:t xml:space="preserve"> [Chatgpt (GPT</w:t>
+        <w:t xml:space="preserve"> [</w:t>
+      </w:r>
+      <w:proofErr w:type="spellStart"/>
+      <w:r>
+        <w:rPr>
+          <w:rFonts w:ascii="Arial" w:eastAsia="Arial" w:hAnsi="Arial" w:cs="Arial"/>
+          <w:color w:val="000000"/>
+          <w:sz w:val="18"/>
+          <w:highlight w:val="lightGray"/>
+        </w:rPr>
+        <w:t>Chatgpt</w:t>
+      </w:r>
+      <w:proofErr w:type="spellEnd"/>
+      <w:r>
+        <w:rPr>
+          <w:rFonts w:ascii="Arial" w:eastAsia="Arial" w:hAnsi="Arial" w:cs="Arial"/>
+          <w:color w:val="000000"/>
+          <w:sz w:val="18"/>
+          <w:highlight w:val="lightGray"/>
+        </w:rPr>
+        <w:t xml:space="preserve"> (GPT</w:t>
       </w:r>
       <w:r>
         <w:rPr>
@@ -1304,7 +1493,16 @@
           <w:sz w:val="18"/>
           <w:highlight w:val="lightGray"/>
         </w:rPr>
-        <w:t xml:space="preserve"> [10/23/2025]</w:t>
+        <w:t xml:space="preserve"> </w:t>
+      </w:r>
+      <w:r>
+        <w:rPr>
+          <w:rFonts w:ascii="Arial" w:eastAsia="Arial" w:hAnsi="Arial"/>
+          <w:bCs/>
+          <w:sz w:val="18"/>
+          <w:highlight w:val="lightGray"/>
+        </w:rPr>
+        <w:t>[10/23/2025]</w:t>
       </w:r>
     </w:p>
     <w:p>
@@ -1530,7 +1728,7 @@
         <w:rPr>
           <w:rFonts w:ascii="Roboto Mono" w:hAnsi="Roboto Mono"/>
         </w:rPr>
-        <w:pict>
+        <w:pict w14:anchorId="043DF571">
           <v:rect id="_x0000_i1031" style="width:0;height:1.5pt" o:hralign="center" o:hrstd="t" o:hr="t" fillcolor="#a0a0a0" stroked="f"/>
         </w:pict>
       </w:r>
@@ -1540,6 +1738,7 @@
         <w:pStyle w:val="Heading3"/>
       </w:pPr>
       <w:r>
+        <w:lastRenderedPageBreak/>
         <w:t>3️</w:t>
       </w:r>
       <w:r>
@@ -1573,7 +1772,27 @@
           <w:sz w:val="18"/>
           <w:highlight w:val="lightGray"/>
         </w:rPr>
-        <w:t xml:space="preserve">: Persons Table -&gt; ID Column: 1, Name_En Column: Motasem Essam] -&gt; </w:t>
+        <w:t xml:space="preserve">: Persons Table -&gt; ID Column: 1, </w:t>
+      </w:r>
+      <w:proofErr w:type="spellStart"/>
+      <w:r>
+        <w:rPr>
+          <w:rFonts w:ascii="Arial" w:eastAsia="Arial" w:hAnsi="Arial" w:cs="Arial"/>
+          <w:color w:val="000000"/>
+          <w:sz w:val="18"/>
+          <w:highlight w:val="lightGray"/>
+        </w:rPr>
+        <w:t>Name_En</w:t>
+      </w:r>
+      <w:proofErr w:type="spellEnd"/>
+      <w:r>
+        <w:rPr>
+          <w:rFonts w:ascii="Arial" w:eastAsia="Arial" w:hAnsi="Arial" w:cs="Arial"/>
+          <w:color w:val="000000"/>
+          <w:sz w:val="18"/>
+          <w:highlight w:val="lightGray"/>
+        </w:rPr>
+        <w:t xml:space="preserve"> Column: Motasem Essam] -&gt; </w:t>
       </w:r>
       <w:r>
         <w:rPr>
@@ -1592,7 +1811,27 @@
           <w:sz w:val="18"/>
           <w:highlight w:val="lightGray"/>
         </w:rPr>
-        <w:t xml:space="preserve"> [Chatgpt (GPT</w:t>
+        <w:t xml:space="preserve"> [</w:t>
+      </w:r>
+      <w:proofErr w:type="spellStart"/>
+      <w:r>
+        <w:rPr>
+          <w:rFonts w:ascii="Arial" w:eastAsia="Arial" w:hAnsi="Arial" w:cs="Arial"/>
+          <w:color w:val="000000"/>
+          <w:sz w:val="18"/>
+          <w:highlight w:val="lightGray"/>
+        </w:rPr>
+        <w:t>Chatgpt</w:t>
+      </w:r>
+      <w:proofErr w:type="spellEnd"/>
+      <w:r>
+        <w:rPr>
+          <w:rFonts w:ascii="Arial" w:eastAsia="Arial" w:hAnsi="Arial" w:cs="Arial"/>
+          <w:color w:val="000000"/>
+          <w:sz w:val="18"/>
+          <w:highlight w:val="lightGray"/>
+        </w:rPr>
+        <w:t xml:space="preserve"> (GPT</w:t>
       </w:r>
       <w:r>
         <w:rPr>
@@ -1629,7 +1868,16 @@
           <w:sz w:val="18"/>
           <w:highlight w:val="lightGray"/>
         </w:rPr>
-        <w:t xml:space="preserve"> [10/23/2025]</w:t>
+        <w:t xml:space="preserve"> </w:t>
+      </w:r>
+      <w:r>
+        <w:rPr>
+          <w:rFonts w:ascii="Arial" w:eastAsia="Arial" w:hAnsi="Arial"/>
+          <w:bCs/>
+          <w:sz w:val="18"/>
+          <w:highlight w:val="lightGray"/>
+        </w:rPr>
+        <w:t>[10/23/2025]</w:t>
       </w:r>
     </w:p>
     <w:p>
@@ -1796,7 +2044,7 @@
         <w:rPr>
           <w:rFonts w:ascii="Roboto Mono" w:hAnsi="Roboto Mono"/>
         </w:rPr>
-        <w:pict>
+        <w:pict w14:anchorId="57FDB236">
           <v:rect id="_x0000_i1032" style="width:0;height:1.5pt" o:hralign="center" o:hrstd="t" o:hr="t" fillcolor="#a0a0a0" stroked="f"/>
         </w:pict>
       </w:r>
@@ -1836,7 +2084,27 @@
           <w:sz w:val="18"/>
           <w:highlight w:val="lightGray"/>
         </w:rPr>
-        <w:t xml:space="preserve">: Persons Table -&gt; ID Column: 1, Name_En Column: Motasem Essam] -&gt; </w:t>
+        <w:t xml:space="preserve">: Persons Table -&gt; ID Column: 1, </w:t>
+      </w:r>
+      <w:proofErr w:type="spellStart"/>
+      <w:r>
+        <w:rPr>
+          <w:rFonts w:ascii="Arial" w:eastAsia="Arial" w:hAnsi="Arial" w:cs="Arial"/>
+          <w:color w:val="000000"/>
+          <w:sz w:val="18"/>
+          <w:highlight w:val="lightGray"/>
+        </w:rPr>
+        <w:t>Name_En</w:t>
+      </w:r>
+      <w:proofErr w:type="spellEnd"/>
+      <w:r>
+        <w:rPr>
+          <w:rFonts w:ascii="Arial" w:eastAsia="Arial" w:hAnsi="Arial" w:cs="Arial"/>
+          <w:color w:val="000000"/>
+          <w:sz w:val="18"/>
+          <w:highlight w:val="lightGray"/>
+        </w:rPr>
+        <w:t xml:space="preserve"> Column: Motasem Essam] -&gt; </w:t>
       </w:r>
       <w:r>
         <w:rPr>
@@ -1855,7 +2123,27 @@
           <w:sz w:val="18"/>
           <w:highlight w:val="lightGray"/>
         </w:rPr>
-        <w:t xml:space="preserve"> [Chatgpt (GPT</w:t>
+        <w:t xml:space="preserve"> [</w:t>
+      </w:r>
+      <w:proofErr w:type="spellStart"/>
+      <w:r>
+        <w:rPr>
+          <w:rFonts w:ascii="Arial" w:eastAsia="Arial" w:hAnsi="Arial" w:cs="Arial"/>
+          <w:color w:val="000000"/>
+          <w:sz w:val="18"/>
+          <w:highlight w:val="lightGray"/>
+        </w:rPr>
+        <w:t>Chatgpt</w:t>
+      </w:r>
+      <w:proofErr w:type="spellEnd"/>
+      <w:r>
+        <w:rPr>
+          <w:rFonts w:ascii="Arial" w:eastAsia="Arial" w:hAnsi="Arial" w:cs="Arial"/>
+          <w:color w:val="000000"/>
+          <w:sz w:val="18"/>
+          <w:highlight w:val="lightGray"/>
+        </w:rPr>
+        <w:t xml:space="preserve"> (GPT</w:t>
       </w:r>
       <w:r>
         <w:rPr>
@@ -1892,7 +2180,16 @@
           <w:sz w:val="18"/>
           <w:highlight w:val="lightGray"/>
         </w:rPr>
-        <w:t xml:space="preserve"> [10/23/2025]</w:t>
+        <w:t xml:space="preserve"> </w:t>
+      </w:r>
+      <w:r>
+        <w:rPr>
+          <w:rFonts w:ascii="Arial" w:eastAsia="Arial" w:hAnsi="Arial"/>
+          <w:bCs/>
+          <w:sz w:val="18"/>
+          <w:highlight w:val="lightGray"/>
+        </w:rPr>
+        <w:t>[10/23/2025]</w:t>
       </w:r>
     </w:p>
     <w:p>
@@ -2135,6 +2432,7 @@
                 <w:b/>
                 <w:bCs/>
               </w:rPr>
+              <w:lastRenderedPageBreak/>
               <w:t>Linguistic Performance</w:t>
             </w:r>
           </w:p>
@@ -2258,59 +2556,11 @@
         <w:rPr>
           <w:rFonts w:ascii="Roboto Mono" w:hAnsi="Roboto Mono"/>
         </w:rPr>
-        <w:pict>
+        <w:pict w14:anchorId="3AAAAA5E">
           <v:rect id="_x0000_i1033" style="width:0;height:1.5pt" o:hralign="center" o:hrstd="t" o:hr="t" fillcolor="#a0a0a0" stroked="f"/>
         </w:pict>
       </w:r>
     </w:p>
-    <w:p>
-      <w:pPr>
-        <w:rPr>
-          <w:rFonts w:ascii="Roboto Mono" w:hAnsi="Roboto Mono"/>
-        </w:rPr>
-      </w:pPr>
-      <w:r>
-        <w:rPr>
-          <w:rFonts w:ascii="Roboto Mono" w:hAnsi="Roboto Mono"/>
-        </w:rPr>
-        <w:t xml:space="preserve">If you want, I can also </w:t>
-      </w:r>
-      <w:r>
-        <w:rPr>
-          <w:rFonts w:ascii="Roboto Mono" w:hAnsi="Roboto Mono"/>
-          <w:b/>
-          <w:bCs/>
-        </w:rPr>
-        <w:t>draw a simple diagram</w:t>
-      </w:r>
-      <w:r>
-        <w:rPr>
-          <w:rFonts w:ascii="Roboto Mono" w:hAnsi="Roboto Mono"/>
-        </w:rPr>
-        <w:t xml:space="preserve"> showing how all three models relate to each other—it makes this much easier to visualize.</w:t>
-      </w:r>
-    </w:p>
-    <w:p>
-      <w:pPr>
-        <w:rPr>
-          <w:rFonts w:ascii="Roboto Mono" w:hAnsi="Roboto Mono"/>
-        </w:rPr>
-      </w:pPr>
-      <w:r>
-        <w:rPr>
-          <w:rFonts w:ascii="Roboto Mono" w:hAnsi="Roboto Mono"/>
-        </w:rPr>
-        <w:t>Do you want me to do that?</w:t>
-      </w:r>
-    </w:p>
-    <w:p>
-      <w:pPr>
-        <w:rPr>
-          <w:rFonts w:ascii="Roboto Mono" w:hAnsi="Roboto Mono"/>
-        </w:rPr>
-      </w:pPr>
-    </w:p>
-    <w:p/>
     <w:p/>
     <w:sectPr>
       <w:pgSz w:w="12240" w:h="15840"/>
